--- a/doc/cv/cv.docx
+++ b/doc/cv/cv.docx
@@ -6,9 +6,9 @@
       <w:pPr>
         <w:pStyle w:val="Heading1"/>
       </w:pPr>
-      <w:bookmarkStart w:id="20" w:name="nick-mazurkin-cv"/>
-      <w:r>
-        <w:t xml:space="preserve">Nick Mazurkin (CV)</w:t>
+      <w:bookmarkStart w:id="20" w:name="nick-mazurkin"/>
+      <w:r>
+        <w:t xml:space="preserve">Nick Mazurkin</w:t>
       </w:r>
       <w:bookmarkEnd w:id="20"/>
     </w:p>
@@ -146,6 +146,21 @@
         <w:rPr>
           <w:b/>
         </w:rPr>
+        <w:t xml:space="preserve">AI</w:t>
+      </w:r>
+      <w:r>
+        <w:t xml:space="preserve"> </w:t>
+      </w:r>
+      <w:r>
+        <w:t xml:space="preserve">·</w:t>
+      </w:r>
+      <w:r>
+        <w:t xml:space="preserve"> </w:t>
+      </w:r>
+      <w:r>
+        <w:rPr>
+          <w:b/>
+        </w:rPr>
         <w:t xml:space="preserve">Cloud</w:t>
       </w:r>
     </w:p>
@@ -153,42 +168,6 @@
       <w:pPr>
         <w:pStyle w:val="BodyText"/>
       </w:pPr>
-      <w:r>
-        <w:t xml:space="preserve">Software development professional with years of experience crafting</w:t>
-      </w:r>
-      <w:r>
-        <w:t xml:space="preserve"> </w:t>
-      </w:r>
-      <w:r>
-        <w:t xml:space="preserve">web applications and backend services using Java and Python. I am skilled in search and machine</w:t>
-      </w:r>
-      <w:r>
-        <w:t xml:space="preserve"> </w:t>
-      </w:r>
-      <w:r>
-        <w:t xml:space="preserve">learning technologies, web technologies, application architecture, database design,</w:t>
-      </w:r>
-      <w:r>
-        <w:t xml:space="preserve"> </w:t>
-      </w:r>
-      <w:r>
-        <w:t xml:space="preserve">and Linux system administration.</w:t>
-      </w:r>
-    </w:p>
-    <w:p>
-      <w:pPr>
-        <w:numPr>
-          <w:ilvl w:val="0"/>
-          <w:numId w:val="1001"/>
-        </w:numPr>
-        <w:pStyle w:val="Compact"/>
-      </w:pPr>
-      <w:r>
-        <w:t xml:space="preserve">email:</w:t>
-      </w:r>
-      <w:r>
-        <w:t xml:space="preserve"> </w:t>
-      </w:r>
       <w:hyperlink r:id="rId22">
         <w:r>
           <w:rPr>
@@ -197,17 +176,11 @@
           <w:t xml:space="preserve">career@mazurk.in</w:t>
         </w:r>
       </w:hyperlink>
-    </w:p>
-    <w:p>
-      <w:pPr>
-        <w:numPr>
-          <w:ilvl w:val="0"/>
-          <w:numId w:val="1001"/>
-        </w:numPr>
-        <w:pStyle w:val="Compact"/>
-      </w:pPr>
-      <w:r>
-        <w:t xml:space="preserve">page:</w:t>
+      <w:r>
+        <w:t xml:space="preserve"> </w:t>
+      </w:r>
+      <w:r>
+        <w:t xml:space="preserve">·</w:t>
       </w:r>
       <w:r>
         <w:t xml:space="preserve"> </w:t>
@@ -220,17 +193,11 @@
           <w:t xml:space="preserve">https://mazurk.in</w:t>
         </w:r>
       </w:hyperlink>
-    </w:p>
-    <w:p>
-      <w:pPr>
-        <w:numPr>
-          <w:ilvl w:val="0"/>
-          <w:numId w:val="1001"/>
-        </w:numPr>
-        <w:pStyle w:val="Compact"/>
-      </w:pPr>
-      <w:r>
-        <w:t xml:space="preserve">web:</w:t>
+      <w:r>
+        <w:t xml:space="preserve"> </w:t>
+      </w:r>
+      <w:r>
+        <w:t xml:space="preserve">·</w:t>
       </w:r>
       <w:r>
         <w:t xml:space="preserve"> </w:t>
@@ -244,7 +211,10 @@
         </w:r>
       </w:hyperlink>
       <w:r>
-        <w:t xml:space="preserve">,</w:t>
+        <w:t xml:space="preserve"> </w:t>
+      </w:r>
+      <w:r>
+        <w:t xml:space="preserve">·</w:t>
       </w:r>
       <w:r>
         <w:t xml:space="preserve"> </w:t>
@@ -260,19 +230,55 @@
     </w:p>
     <w:p>
       <w:pPr>
+        <w:pStyle w:val="BodyText"/>
+      </w:pPr>
+      <w:r>
+        <w:t xml:space="preserve">Software development professional with years of experience crafting</w:t>
+      </w:r>
+      <w:r>
+        <w:t xml:space="preserve"> </w:t>
+      </w:r>
+      <w:r>
+        <w:t xml:space="preserve">web applications and backend services using Java and Python. I am skilled in search and machine</w:t>
+      </w:r>
+      <w:r>
+        <w:t xml:space="preserve"> </w:t>
+      </w:r>
+      <w:r>
+        <w:t xml:space="preserve">learning technologies, web technologies, application architecture, database design,</w:t>
+      </w:r>
+      <w:r>
+        <w:t xml:space="preserve"> </w:t>
+      </w:r>
+      <w:r>
+        <w:t xml:space="preserve">and Linux system administration.</w:t>
+      </w:r>
+    </w:p>
+    <w:p>
+      <w:pPr>
+        <w:pStyle w:val="Heading1"/>
+      </w:pPr>
+      <w:bookmarkStart w:id="26" w:name="experience"/>
+      <w:r>
+        <w:t xml:space="preserve">Experience</w:t>
+      </w:r>
+      <w:bookmarkEnd w:id="26"/>
+    </w:p>
+    <w:p>
+      <w:pPr>
         <w:pStyle w:val="Heading2"/>
       </w:pPr>
-      <w:bookmarkStart w:id="26" w:name="pulsepoint-new-york-usa"/>
+      <w:bookmarkStart w:id="27" w:name="pulsepoint-new-york-usa"/>
       <w:r>
         <w:t xml:space="preserve">PulsePoint, New York, USA</w:t>
       </w:r>
-      <w:bookmarkEnd w:id="26"/>
+      <w:bookmarkEnd w:id="27"/>
     </w:p>
     <w:p>
       <w:pPr>
         <w:pStyle w:val="FirstParagraph"/>
       </w:pPr>
-      <w:hyperlink r:id="rId27">
+      <w:hyperlink r:id="rId28">
         <w:r>
           <w:rPr>
             <w:rStyle w:val="Hyperlink"/>
@@ -331,18 +337,18 @@
         <w:t xml:space="preserve"> </w:t>
       </w:r>
       <w:r>
-        <w:t xml:space="preserve">Multi-threading</w:t>
+        <w:t xml:space="preserve">Multi-Threading · Concurrency</w:t>
       </w:r>
     </w:p>
     <w:p>
       <w:pPr>
         <w:pStyle w:val="Heading3"/>
       </w:pPr>
-      <w:bookmarkStart w:id="28" w:name="X99f9119e05a3dc9f60dbe13e0af6bbc3d2b81a7"/>
+      <w:bookmarkStart w:id="29" w:name="X99f9119e05a3dc9f60dbe13e0af6bbc3d2b81a7"/>
       <w:r>
         <w:t xml:space="preserve">Director of Data Science and Engineering (2020 - now)</w:t>
       </w:r>
-      <w:bookmarkEnd w:id="28"/>
+      <w:bookmarkEnd w:id="29"/>
     </w:p>
     <w:p>
       <w:pPr>
@@ -362,61 +368,61 @@
       <w:pPr>
         <w:numPr>
           <w:ilvl w:val="0"/>
+          <w:numId w:val="1001"/>
+        </w:numPr>
+        <w:pStyle w:val="Compact"/>
+      </w:pPr>
+      <w:r>
+        <w:t xml:space="preserve">as a team-leader has successfully delivered 3 new internal services and 5 new ML models</w:t>
+      </w:r>
+    </w:p>
+    <w:p>
+      <w:pPr>
+        <w:numPr>
+          <w:ilvl w:val="0"/>
+          <w:numId w:val="1001"/>
+        </w:numPr>
+        <w:pStyle w:val="Compact"/>
+      </w:pPr>
+      <w:r>
+        <w:t xml:space="preserve">successfully finished 20 quarterly plans both in research and development</w:t>
+      </w:r>
+    </w:p>
+    <w:p>
+      <w:pPr>
+        <w:numPr>
+          <w:ilvl w:val="0"/>
+          <w:numId w:val="1001"/>
+        </w:numPr>
+        <w:pStyle w:val="Compact"/>
+      </w:pPr>
+      <w:r>
+        <w:t xml:space="preserve">conducted migration of the internal DSE infrastructure into the new data-center</w:t>
+      </w:r>
+    </w:p>
+    <w:p>
+      <w:pPr>
+        <w:pStyle w:val="Heading3"/>
+      </w:pPr>
+      <w:bookmarkStart w:id="30" w:name="Xea9cd5a38b2f2b65127668956f00f54a8d94ab4"/>
+      <w:r>
+        <w:t xml:space="preserve">Senior Software Java, Python, ML Engineer (2017 - now)</w:t>
+      </w:r>
+      <w:bookmarkEnd w:id="30"/>
+    </w:p>
+    <w:p>
+      <w:pPr>
+        <w:pStyle w:val="FirstParagraph"/>
+      </w:pPr>
+      <w:r>
+        <w:t xml:space="preserve">A skilled and experienced Java and Python individual contributor with knowledge of ML, Linux and Web technologies</w:t>
+      </w:r>
+    </w:p>
+    <w:p>
+      <w:pPr>
+        <w:numPr>
+          <w:ilvl w:val="0"/>
           <w:numId w:val="1002"/>
-        </w:numPr>
-        <w:pStyle w:val="Compact"/>
-      </w:pPr>
-      <w:r>
-        <w:t xml:space="preserve">as a team-leader has successfully delivered 3 new internal services and 5 new ML models</w:t>
-      </w:r>
-    </w:p>
-    <w:p>
-      <w:pPr>
-        <w:numPr>
-          <w:ilvl w:val="0"/>
-          <w:numId w:val="1002"/>
-        </w:numPr>
-        <w:pStyle w:val="Compact"/>
-      </w:pPr>
-      <w:r>
-        <w:t xml:space="preserve">successfully finished 20 quarterly plans both in research and development</w:t>
-      </w:r>
-    </w:p>
-    <w:p>
-      <w:pPr>
-        <w:numPr>
-          <w:ilvl w:val="0"/>
-          <w:numId w:val="1002"/>
-        </w:numPr>
-        <w:pStyle w:val="Compact"/>
-      </w:pPr>
-      <w:r>
-        <w:t xml:space="preserve">conducted migration of the internal DSE infrastructure into the new data-center</w:t>
-      </w:r>
-    </w:p>
-    <w:p>
-      <w:pPr>
-        <w:pStyle w:val="Heading3"/>
-      </w:pPr>
-      <w:bookmarkStart w:id="29" w:name="Xea9cd5a38b2f2b65127668956f00f54a8d94ab4"/>
-      <w:r>
-        <w:t xml:space="preserve">Senior Software Java, Python, ML Engineer (2017 - now)</w:t>
-      </w:r>
-      <w:bookmarkEnd w:id="29"/>
-    </w:p>
-    <w:p>
-      <w:pPr>
-        <w:pStyle w:val="FirstParagraph"/>
-      </w:pPr>
-      <w:r>
-        <w:t xml:space="preserve">A skilled and experienced Java and Python individual contributor with knowledge of ML, Linux and Web technologies</w:t>
-      </w:r>
-    </w:p>
-    <w:p>
-      <w:pPr>
-        <w:numPr>
-          <w:ilvl w:val="0"/>
-          <w:numId w:val="1003"/>
         </w:numPr>
         <w:pStyle w:val="Compact"/>
       </w:pPr>
@@ -458,7 +464,7 @@
       <w:pPr>
         <w:numPr>
           <w:ilvl w:val="0"/>
-          <w:numId w:val="1003"/>
+          <w:numId w:val="1002"/>
         </w:numPr>
         <w:pStyle w:val="Compact"/>
       </w:pPr>
@@ -476,7 +482,7 @@
       <w:pPr>
         <w:numPr>
           <w:ilvl w:val="0"/>
-          <w:numId w:val="1003"/>
+          <w:numId w:val="1002"/>
         </w:numPr>
         <w:pStyle w:val="Compact"/>
       </w:pPr>
@@ -494,7 +500,7 @@
       <w:pPr>
         <w:numPr>
           <w:ilvl w:val="0"/>
-          <w:numId w:val="1003"/>
+          <w:numId w:val="1002"/>
         </w:numPr>
         <w:pStyle w:val="Compact"/>
       </w:pPr>
@@ -506,7 +512,7 @@
       <w:pPr>
         <w:numPr>
           <w:ilvl w:val="0"/>
-          <w:numId w:val="1003"/>
+          <w:numId w:val="1002"/>
         </w:numPr>
         <w:pStyle w:val="Compact"/>
       </w:pPr>
@@ -518,7 +524,7 @@
       <w:pPr>
         <w:numPr>
           <w:ilvl w:val="0"/>
-          <w:numId w:val="1003"/>
+          <w:numId w:val="1002"/>
         </w:numPr>
         <w:pStyle w:val="Compact"/>
       </w:pPr>
@@ -536,7 +542,7 @@
       <w:pPr>
         <w:numPr>
           <w:ilvl w:val="0"/>
-          <w:numId w:val="1003"/>
+          <w:numId w:val="1002"/>
         </w:numPr>
         <w:pStyle w:val="Compact"/>
       </w:pPr>
@@ -560,7 +566,7 @@
       <w:pPr>
         <w:numPr>
           <w:ilvl w:val="0"/>
-          <w:numId w:val="1003"/>
+          <w:numId w:val="1002"/>
         </w:numPr>
         <w:pStyle w:val="Compact"/>
       </w:pPr>
@@ -578,7 +584,7 @@
       <w:pPr>
         <w:numPr>
           <w:ilvl w:val="0"/>
-          <w:numId w:val="1003"/>
+          <w:numId w:val="1002"/>
         </w:numPr>
         <w:pStyle w:val="Compact"/>
       </w:pPr>
@@ -590,7 +596,7 @@
       <w:pPr>
         <w:numPr>
           <w:ilvl w:val="0"/>
-          <w:numId w:val="1003"/>
+          <w:numId w:val="1002"/>
         </w:numPr>
         <w:pStyle w:val="Compact"/>
       </w:pPr>
@@ -602,7 +608,7 @@
       <w:pPr>
         <w:numPr>
           <w:ilvl w:val="0"/>
-          <w:numId w:val="1003"/>
+          <w:numId w:val="1002"/>
         </w:numPr>
         <w:pStyle w:val="Compact"/>
       </w:pPr>
@@ -614,7 +620,7 @@
       <w:pPr>
         <w:numPr>
           <w:ilvl w:val="0"/>
-          <w:numId w:val="1003"/>
+          <w:numId w:val="1002"/>
         </w:numPr>
         <w:pStyle w:val="Compact"/>
       </w:pPr>
@@ -632,7 +638,7 @@
       <w:pPr>
         <w:numPr>
           <w:ilvl w:val="0"/>
-          <w:numId w:val="1003"/>
+          <w:numId w:val="1002"/>
         </w:numPr>
         <w:pStyle w:val="Compact"/>
       </w:pPr>
@@ -644,7 +650,7 @@
       <w:pPr>
         <w:numPr>
           <w:ilvl w:val="0"/>
-          <w:numId w:val="1003"/>
+          <w:numId w:val="1002"/>
         </w:numPr>
         <w:pStyle w:val="Compact"/>
       </w:pPr>
@@ -656,7 +662,7 @@
       <w:pPr>
         <w:numPr>
           <w:ilvl w:val="0"/>
-          <w:numId w:val="1003"/>
+          <w:numId w:val="1002"/>
         </w:numPr>
         <w:pStyle w:val="Compact"/>
       </w:pPr>
@@ -668,7 +674,7 @@
       <w:pPr>
         <w:numPr>
           <w:ilvl w:val="0"/>
-          <w:numId w:val="1003"/>
+          <w:numId w:val="1002"/>
         </w:numPr>
         <w:pStyle w:val="Compact"/>
       </w:pPr>
@@ -686,7 +692,7 @@
       <w:pPr>
         <w:numPr>
           <w:ilvl w:val="0"/>
-          <w:numId w:val="1003"/>
+          <w:numId w:val="1002"/>
         </w:numPr>
         <w:pStyle w:val="Compact"/>
       </w:pPr>
@@ -698,7 +704,7 @@
       <w:pPr>
         <w:numPr>
           <w:ilvl w:val="0"/>
-          <w:numId w:val="1003"/>
+          <w:numId w:val="1002"/>
         </w:numPr>
         <w:pStyle w:val="Compact"/>
       </w:pPr>
@@ -716,17 +722,17 @@
       <w:pPr>
         <w:pStyle w:val="Heading2"/>
       </w:pPr>
-      <w:bookmarkStart w:id="30" w:name="deutsche-bank"/>
+      <w:bookmarkStart w:id="31" w:name="deutsche-bank"/>
       <w:r>
         <w:t xml:space="preserve">Deutsche Bank</w:t>
       </w:r>
-      <w:bookmarkEnd w:id="30"/>
+      <w:bookmarkEnd w:id="31"/>
     </w:p>
     <w:p>
       <w:pPr>
         <w:pStyle w:val="FirstParagraph"/>
       </w:pPr>
-      <w:hyperlink r:id="rId31">
+      <w:hyperlink r:id="rId32">
         <w:r>
           <w:rPr>
             <w:rStyle w:val="Hyperlink"/>
@@ -742,11 +748,11 @@
       <w:pPr>
         <w:pStyle w:val="Heading3"/>
       </w:pPr>
-      <w:bookmarkStart w:id="32" w:name="Xda9f0042f47932dd7aa514cec3d3477ef69bce9"/>
+      <w:bookmarkStart w:id="33" w:name="Xda9f0042f47932dd7aa514cec3d3477ef69bce9"/>
       <w:r>
         <w:t xml:space="preserve">Senior Software Java Engineer, AVP (Jun 2016 - Feb 2017)</w:t>
       </w:r>
-      <w:bookmarkEnd w:id="32"/>
+      <w:bookmarkEnd w:id="33"/>
     </w:p>
     <w:p>
       <w:pPr>
@@ -760,7 +766,7 @@
       <w:pPr>
         <w:numPr>
           <w:ilvl w:val="0"/>
-          <w:numId w:val="1004"/>
+          <w:numId w:val="1003"/>
         </w:numPr>
         <w:pStyle w:val="Compact"/>
       </w:pPr>
@@ -778,7 +784,7 @@
       <w:pPr>
         <w:numPr>
           <w:ilvl w:val="0"/>
-          <w:numId w:val="1004"/>
+          <w:numId w:val="1003"/>
         </w:numPr>
         <w:pStyle w:val="Compact"/>
       </w:pPr>
@@ -796,7 +802,7 @@
       <w:pPr>
         <w:numPr>
           <w:ilvl w:val="0"/>
-          <w:numId w:val="1004"/>
+          <w:numId w:val="1003"/>
         </w:numPr>
         <w:pStyle w:val="Compact"/>
       </w:pPr>
@@ -814,7 +820,7 @@
       <w:pPr>
         <w:numPr>
           <w:ilvl w:val="0"/>
-          <w:numId w:val="1004"/>
+          <w:numId w:val="1003"/>
         </w:numPr>
         <w:pStyle w:val="Compact"/>
       </w:pPr>
@@ -832,7 +838,7 @@
       <w:pPr>
         <w:numPr>
           <w:ilvl w:val="0"/>
-          <w:numId w:val="1004"/>
+          <w:numId w:val="1003"/>
         </w:numPr>
         <w:pStyle w:val="Compact"/>
       </w:pPr>
@@ -850,17 +856,17 @@
       <w:pPr>
         <w:pStyle w:val="Heading2"/>
       </w:pPr>
-      <w:bookmarkStart w:id="33" w:name="odnoklassniki"/>
+      <w:bookmarkStart w:id="34" w:name="odnoklassniki"/>
       <w:r>
         <w:t xml:space="preserve">Odnoklassniki</w:t>
       </w:r>
-      <w:bookmarkEnd w:id="33"/>
+      <w:bookmarkEnd w:id="34"/>
     </w:p>
     <w:p>
       <w:pPr>
         <w:pStyle w:val="FirstParagraph"/>
       </w:pPr>
-      <w:hyperlink r:id="rId34">
+      <w:hyperlink r:id="rId35">
         <w:r>
           <w:rPr>
             <w:rStyle w:val="Hyperlink"/>
@@ -876,25 +882,25 @@
       <w:pPr>
         <w:pStyle w:val="Heading3"/>
       </w:pPr>
-      <w:bookmarkStart w:id="35" w:name="X561efd3c1a8fc02078cb1b02faf86c0348e77c9"/>
+      <w:bookmarkStart w:id="36" w:name="X561efd3c1a8fc02078cb1b02faf86c0348e77c9"/>
       <w:r>
         <w:t xml:space="preserve">Senior Software Java Developer (Oct 2012 - May 2016)</w:t>
       </w:r>
-      <w:bookmarkEnd w:id="35"/>
+      <w:bookmarkEnd w:id="36"/>
     </w:p>
     <w:p>
       <w:pPr>
         <w:pStyle w:val="FirstParagraph"/>
       </w:pPr>
       <w:r>
-        <w:t xml:space="preserve">Java · Linux · Lucene · Cassandra · Kafka · Spring Framework · jQuery · LVS</w:t>
-      </w:r>
-    </w:p>
-    <w:p>
-      <w:pPr>
-        <w:numPr>
-          <w:ilvl w:val="0"/>
-          <w:numId w:val="1005"/>
+        <w:t xml:space="preserve">Java · Linux · Lucene · Cassandra · Kafka · Spring Framework · jQuery · ML · LVS</w:t>
+      </w:r>
+    </w:p>
+    <w:p>
+      <w:pPr>
+        <w:numPr>
+          <w:ilvl w:val="0"/>
+          <w:numId w:val="1004"/>
         </w:numPr>
         <w:pStyle w:val="Compact"/>
       </w:pPr>
@@ -912,7 +918,7 @@
       <w:pPr>
         <w:numPr>
           <w:ilvl w:val="0"/>
-          <w:numId w:val="1005"/>
+          <w:numId w:val="1004"/>
         </w:numPr>
         <w:pStyle w:val="Compact"/>
       </w:pPr>
@@ -930,7 +936,7 @@
       <w:pPr>
         <w:numPr>
           <w:ilvl w:val="0"/>
-          <w:numId w:val="1005"/>
+          <w:numId w:val="1004"/>
         </w:numPr>
         <w:pStyle w:val="Compact"/>
       </w:pPr>
@@ -948,18 +954,18 @@
       <w:pPr>
         <w:numPr>
           <w:ilvl w:val="0"/>
-          <w:numId w:val="1005"/>
-        </w:numPr>
-        <w:pStyle w:val="Compact"/>
-      </w:pPr>
-      <w:r>
-        <w:t xml:space="preserve">Dating startup (Tinder-alike): architecture and implementation: SOA, custom search service</w:t>
-      </w:r>
-      <w:r>
-        <w:t xml:space="preserve"> </w:t>
-      </w:r>
-      <w:r>
-        <w:t xml:space="preserve">asynchronous binary client protocol, push service (GCM), photo upload-processing-distribution service,</w:t>
+          <w:numId w:val="1004"/>
+        </w:numPr>
+        <w:pStyle w:val="Compact"/>
+      </w:pPr>
+      <w:r>
+        <w:t xml:space="preserve">Dating startup (Tinder-alike): architecture and implementation: SOA, custom search service,</w:t>
+      </w:r>
+      <w:r>
+        <w:t xml:space="preserve"> </w:t>
+      </w:r>
+      <w:r>
+        <w:t xml:space="preserve">asynchronous binary client protocol, push service (GCM), photo uploading/processing/distribution service,</w:t>
       </w:r>
       <w:r>
         <w:t xml:space="preserve"> </w:t>
@@ -978,17 +984,17 @@
       <w:pPr>
         <w:pStyle w:val="Heading2"/>
       </w:pPr>
-      <w:bookmarkStart w:id="36" w:name="headhunter"/>
+      <w:bookmarkStart w:id="37" w:name="headhunter"/>
       <w:r>
         <w:t xml:space="preserve">Headhunter</w:t>
       </w:r>
-      <w:bookmarkEnd w:id="36"/>
+      <w:bookmarkEnd w:id="37"/>
     </w:p>
     <w:p>
       <w:pPr>
         <w:pStyle w:val="FirstParagraph"/>
       </w:pPr>
-      <w:hyperlink r:id="rId37">
+      <w:hyperlink r:id="rId38">
         <w:r>
           <w:rPr>
             <w:rStyle w:val="Hyperlink"/>
@@ -1004,11 +1010,11 @@
       <w:pPr>
         <w:pStyle w:val="Heading3"/>
       </w:pPr>
-      <w:bookmarkStart w:id="38" w:name="X4a1b7212ba7a299126636a2c35fec2ae4779c20"/>
+      <w:bookmarkStart w:id="39" w:name="X4a1b7212ba7a299126636a2c35fec2ae4779c20"/>
       <w:r>
         <w:t xml:space="preserve">Team lead, Software Developer (Jun 2011 - Oct 2012)</w:t>
       </w:r>
-      <w:bookmarkEnd w:id="38"/>
+      <w:bookmarkEnd w:id="39"/>
     </w:p>
     <w:p>
       <w:pPr>
@@ -1036,7 +1042,7 @@
       <w:pPr>
         <w:numPr>
           <w:ilvl w:val="0"/>
-          <w:numId w:val="1006"/>
+          <w:numId w:val="1005"/>
         </w:numPr>
         <w:pStyle w:val="Compact"/>
       </w:pPr>
@@ -1048,7 +1054,7 @@
       <w:pPr>
         <w:numPr>
           <w:ilvl w:val="0"/>
-          <w:numId w:val="1006"/>
+          <w:numId w:val="1005"/>
         </w:numPr>
         <w:pStyle w:val="Compact"/>
       </w:pPr>
@@ -1060,7 +1066,7 @@
       <w:pPr>
         <w:numPr>
           <w:ilvl w:val="0"/>
-          <w:numId w:val="1006"/>
+          <w:numId w:val="1005"/>
         </w:numPr>
         <w:pStyle w:val="Compact"/>
       </w:pPr>
@@ -1072,7 +1078,7 @@
       <w:pPr>
         <w:numPr>
           <w:ilvl w:val="0"/>
-          <w:numId w:val="1006"/>
+          <w:numId w:val="1005"/>
         </w:numPr>
         <w:pStyle w:val="Compact"/>
       </w:pPr>
@@ -1084,7 +1090,7 @@
       <w:pPr>
         <w:numPr>
           <w:ilvl w:val="0"/>
-          <w:numId w:val="1006"/>
+          <w:numId w:val="1005"/>
         </w:numPr>
         <w:pStyle w:val="Compact"/>
       </w:pPr>
@@ -1096,17 +1102,17 @@
       <w:pPr>
         <w:pStyle w:val="Heading2"/>
       </w:pPr>
-      <w:bookmarkStart w:id="39" w:name="luxoft-ubs"/>
+      <w:bookmarkStart w:id="40" w:name="luxoft-ubs"/>
       <w:r>
         <w:t xml:space="preserve">Luxoft, UBS</w:t>
       </w:r>
-      <w:bookmarkEnd w:id="39"/>
+      <w:bookmarkEnd w:id="40"/>
     </w:p>
     <w:p>
       <w:pPr>
         <w:pStyle w:val="FirstParagraph"/>
       </w:pPr>
-      <w:hyperlink r:id="rId40">
+      <w:hyperlink r:id="rId41">
         <w:r>
           <w:rPr>
             <w:rStyle w:val="Hyperlink"/>
@@ -1120,7 +1126,7 @@
       <w:r>
         <w:t xml:space="preserve"> </w:t>
       </w:r>
-      <w:hyperlink r:id="rId41">
+      <w:hyperlink r:id="rId42">
         <w:r>
           <w:rPr>
             <w:rStyle w:val="Hyperlink"/>
@@ -1136,11 +1142,11 @@
       <w:pPr>
         <w:pStyle w:val="Heading3"/>
       </w:pPr>
-      <w:bookmarkStart w:id="42" w:name="X59e561a74c06d662724b08e5badca8368da175d"/>
+      <w:bookmarkStart w:id="43" w:name="X59e561a74c06d662724b08e5badca8368da175d"/>
       <w:r>
         <w:t xml:space="preserve">Senior software developer (Jun 2010 - Jun 2011)</w:t>
       </w:r>
-      <w:bookmarkEnd w:id="42"/>
+      <w:bookmarkEnd w:id="43"/>
     </w:p>
     <w:p>
       <w:pPr>
@@ -1162,12 +1168,134 @@
       <w:pPr>
         <w:numPr>
           <w:ilvl w:val="0"/>
+          <w:numId w:val="1006"/>
+        </w:numPr>
+        <w:pStyle w:val="Compact"/>
+      </w:pPr>
+      <w:r>
+        <w:t xml:space="preserve">A lot of Java code created for RDDH messaging project</w:t>
+      </w:r>
+    </w:p>
+    <w:p>
+      <w:pPr>
+        <w:numPr>
+          <w:ilvl w:val="0"/>
+          <w:numId w:val="1006"/>
+        </w:numPr>
+        <w:pStyle w:val="Compact"/>
+      </w:pPr>
+      <w:r>
+        <w:t xml:space="preserve">Database stored procedures, DB DDL and meta-data</w:t>
+      </w:r>
+    </w:p>
+    <w:p>
+      <w:pPr>
+        <w:numPr>
+          <w:ilvl w:val="0"/>
+          <w:numId w:val="1006"/>
+        </w:numPr>
+        <w:pStyle w:val="Compact"/>
+      </w:pPr>
+      <w:r>
+        <w:t xml:space="preserve">Cluster management (ZSH scripts): architecture and implementation</w:t>
+      </w:r>
+    </w:p>
+    <w:p>
+      <w:pPr>
+        <w:numPr>
+          <w:ilvl w:val="0"/>
+          <w:numId w:val="1006"/>
+        </w:numPr>
+        <w:pStyle w:val="Compact"/>
+      </w:pPr>
+      <w:r>
+        <w:t xml:space="preserve">Integration test suite was implemented for some legacy systems and components</w:t>
+      </w:r>
+    </w:p>
+    <w:p>
+      <w:pPr>
+        <w:pStyle w:val="Heading2"/>
+      </w:pPr>
+      <w:bookmarkStart w:id="44" w:name="internet-lotto-ltd"/>
+      <w:r>
+        <w:t xml:space="preserve">Internet Lotto Ltd</w:t>
+      </w:r>
+      <w:bookmarkEnd w:id="44"/>
+    </w:p>
+    <w:p>
+      <w:pPr>
+        <w:pStyle w:val="FirstParagraph"/>
+      </w:pPr>
+      <w:r>
+        <w:t xml:space="preserve">The social network, Yoshkar-Ola, RU</w:t>
+      </w:r>
+    </w:p>
+    <w:p>
+      <w:pPr>
+        <w:pStyle w:val="Heading3"/>
+      </w:pPr>
+      <w:bookmarkStart w:id="45" w:name="X04c33f21c1b44834e5d20449036634ef070bcce"/>
+      <w:r>
+        <w:t xml:space="preserve">Team lead, Software developer (Sep 2008 - Jun 2010)</w:t>
+      </w:r>
+      <w:bookmarkEnd w:id="45"/>
+    </w:p>
+    <w:p>
+      <w:pPr>
+        <w:pStyle w:val="FirstParagraph"/>
+      </w:pPr>
+      <w:r>
+        <w:t xml:space="preserve">Social network for poker players</w:t>
+      </w:r>
+      <w:r>
+        <w:t xml:space="preserve"> </w:t>
+      </w:r>
+      <w:r>
+        <w:t xml:space="preserve">“</w:t>
+      </w:r>
+      <w:r>
+        <w:t xml:space="preserve">pokervillage.ru</w:t>
+      </w:r>
+      <w:r>
+        <w:t xml:space="preserve">”</w:t>
+      </w:r>
+    </w:p>
+    <w:p>
+      <w:pPr>
+        <w:pStyle w:val="BodyText"/>
+      </w:pPr>
+      <w:r>
+        <w:t xml:space="preserve">Java · J2EE · Linux · Nginx · Apache HTTPd · Apache Tomcat · Apache ActiveMQ · Terracotta · MySQL ·</w:t>
+      </w:r>
+      <w:r>
+        <w:t xml:space="preserve"> </w:t>
+      </w:r>
+      <w:r>
+        <w:t xml:space="preserve">Spring Core · Spring WS · Spring WebFlow · Spring Modules · Spring AOP · Sphinx · EhCache · Quartz ·</w:t>
+      </w:r>
+      <w:r>
+        <w:t xml:space="preserve"> </w:t>
+      </w:r>
+      <w:r>
+        <w:t xml:space="preserve">iBatis · Velocity · JSP&amp;JSTL · JMX · DWR · JUnit · EasyMock · Apache Lucene/Solr · Apache Ant ·</w:t>
+      </w:r>
+      <w:r>
+        <w:t xml:space="preserve"> </w:t>
+      </w:r>
+      <w:r>
+        <w:t xml:space="preserve">JScript · jQuery · jQuery UI · Amazon S3 · Jetty · ImageMagick · MEncoder</w:t>
+      </w:r>
+    </w:p>
+    <w:p>
+      <w:pPr>
+        <w:numPr>
+          <w:ilvl w:val="0"/>
           <w:numId w:val="1007"/>
         </w:numPr>
         <w:pStyle w:val="Compact"/>
       </w:pPr>
       <w:r>
-        <w:t xml:space="preserve">A lot of Java code created for RDDH messaging project</w:t>
+        <w:t xml:space="preserve">architecture and implementation of social network for poker players</w:t>
       </w:r>
     </w:p>
     <w:p>
@@ -1179,7 +1307,7 @@
         <w:pStyle w:val="Compact"/>
       </w:pPr>
       <w:r>
-        <w:t xml:space="preserve">Database stored procedures, DB DDL and meta-data</w:t>
+        <w:t xml:space="preserve">coding</w:t>
       </w:r>
     </w:p>
     <w:p>
@@ -1191,7 +1319,7 @@
         <w:pStyle w:val="Compact"/>
       </w:pPr>
       <w:r>
-        <w:t xml:space="preserve">Cluster management (ZSH scripts): architecture and implementation</w:t>
+        <w:t xml:space="preserve">database design and administration (MySQL)</w:t>
       </w:r>
     </w:p>
     <w:p>
@@ -1203,170 +1331,48 @@
         <w:pStyle w:val="Compact"/>
       </w:pPr>
       <w:r>
-        <w:t xml:space="preserve">Integration test suite was implemented for some legacy systems and components</w:t>
+        <w:t xml:space="preserve">transparent integration with payment system moneta.ru</w:t>
+      </w:r>
+    </w:p>
+    <w:p>
+      <w:pPr>
+        <w:numPr>
+          <w:ilvl w:val="0"/>
+          <w:numId w:val="1007"/>
+        </w:numPr>
+        <w:pStyle w:val="Compact"/>
+      </w:pPr>
+      <w:r>
+        <w:t xml:space="preserve">integration with poker rooms (statistics, promo links)</w:t>
+      </w:r>
+    </w:p>
+    <w:p>
+      <w:pPr>
+        <w:numPr>
+          <w:ilvl w:val="0"/>
+          <w:numId w:val="1007"/>
+        </w:numPr>
+        <w:pStyle w:val="Compact"/>
+      </w:pPr>
+      <w:r>
+        <w:t xml:space="preserve">team management (2 members)</w:t>
       </w:r>
     </w:p>
     <w:p>
       <w:pPr>
         <w:pStyle w:val="Heading2"/>
       </w:pPr>
-      <w:bookmarkStart w:id="43" w:name="internet-lotto-ltd"/>
-      <w:r>
-        <w:t xml:space="preserve">Internet Lotto Ltd</w:t>
-      </w:r>
-      <w:bookmarkEnd w:id="43"/>
+      <w:bookmarkStart w:id="46" w:name="moneta.ru"/>
+      <w:r>
+        <w:t xml:space="preserve">Moneta.ru</w:t>
+      </w:r>
+      <w:bookmarkEnd w:id="46"/>
     </w:p>
     <w:p>
       <w:pPr>
         <w:pStyle w:val="FirstParagraph"/>
       </w:pPr>
-      <w:r>
-        <w:t xml:space="preserve">The social network, Yoshkar-Ola, RU</w:t>
-      </w:r>
-    </w:p>
-    <w:p>
-      <w:pPr>
-        <w:pStyle w:val="Heading3"/>
-      </w:pPr>
-      <w:bookmarkStart w:id="44" w:name="X04c33f21c1b44834e5d20449036634ef070bcce"/>
-      <w:r>
-        <w:t xml:space="preserve">Team lead, Software developer (Sep 2008 - Jun 2010)</w:t>
-      </w:r>
-      <w:bookmarkEnd w:id="44"/>
-    </w:p>
-    <w:p>
-      <w:pPr>
-        <w:pStyle w:val="FirstParagraph"/>
-      </w:pPr>
-      <w:r>
-        <w:t xml:space="preserve">Social network for poker players</w:t>
-      </w:r>
-      <w:r>
-        <w:t xml:space="preserve"> </w:t>
-      </w:r>
-      <w:r>
-        <w:t xml:space="preserve">“</w:t>
-      </w:r>
-      <w:r>
-        <w:t xml:space="preserve">pokervillage.ru</w:t>
-      </w:r>
-      <w:r>
-        <w:t xml:space="preserve">”</w:t>
-      </w:r>
-    </w:p>
-    <w:p>
-      <w:pPr>
-        <w:pStyle w:val="BodyText"/>
-      </w:pPr>
-      <w:r>
-        <w:t xml:space="preserve">Java · J2EE · Linux · Nginx · Apache HTTPd · Apache Tomcat · Apache ActiveMQ · Terracotta · MySQL ·</w:t>
-      </w:r>
-      <w:r>
-        <w:t xml:space="preserve"> </w:t>
-      </w:r>
-      <w:r>
-        <w:t xml:space="preserve">Spring Core · Spring WS · Spring WebFlow · Spring Modules · Spring AOP · Sphinx · EhCache · Quartz ·</w:t>
-      </w:r>
-      <w:r>
-        <w:t xml:space="preserve"> </w:t>
-      </w:r>
-      <w:r>
-        <w:t xml:space="preserve">iBatis · Velocity · JSP&amp;JSTL · JMX · DWR · JUnit · EasyMock · Apache Lucene/Solr · Apache Ant ·</w:t>
-      </w:r>
-      <w:r>
-        <w:t xml:space="preserve"> </w:t>
-      </w:r>
-      <w:r>
-        <w:t xml:space="preserve">JScript · jQuery · jQuery UI · Amazon S3 · Jetty · ImageMagick · MEncoder</w:t>
-      </w:r>
-    </w:p>
-    <w:p>
-      <w:pPr>
-        <w:numPr>
-          <w:ilvl w:val="0"/>
-          <w:numId w:val="1008"/>
-        </w:numPr>
-        <w:pStyle w:val="Compact"/>
-      </w:pPr>
-      <w:r>
-        <w:t xml:space="preserve">architecture and implementation of social network for poker players</w:t>
-      </w:r>
-    </w:p>
-    <w:p>
-      <w:pPr>
-        <w:numPr>
-          <w:ilvl w:val="0"/>
-          <w:numId w:val="1008"/>
-        </w:numPr>
-        <w:pStyle w:val="Compact"/>
-      </w:pPr>
-      <w:r>
-        <w:t xml:space="preserve">coding</w:t>
-      </w:r>
-    </w:p>
-    <w:p>
-      <w:pPr>
-        <w:numPr>
-          <w:ilvl w:val="0"/>
-          <w:numId w:val="1008"/>
-        </w:numPr>
-        <w:pStyle w:val="Compact"/>
-      </w:pPr>
-      <w:r>
-        <w:t xml:space="preserve">database design and administration (MySQL)</w:t>
-      </w:r>
-    </w:p>
-    <w:p>
-      <w:pPr>
-        <w:numPr>
-          <w:ilvl w:val="0"/>
-          <w:numId w:val="1008"/>
-        </w:numPr>
-        <w:pStyle w:val="Compact"/>
-      </w:pPr>
-      <w:r>
-        <w:t xml:space="preserve">transparent integration with payment system moneta.ru</w:t>
-      </w:r>
-    </w:p>
-    <w:p>
-      <w:pPr>
-        <w:numPr>
-          <w:ilvl w:val="0"/>
-          <w:numId w:val="1008"/>
-        </w:numPr>
-        <w:pStyle w:val="Compact"/>
-      </w:pPr>
-      <w:r>
-        <w:t xml:space="preserve">integration with poker rooms (statistics, promo links)</w:t>
-      </w:r>
-    </w:p>
-    <w:p>
-      <w:pPr>
-        <w:numPr>
-          <w:ilvl w:val="0"/>
-          <w:numId w:val="1008"/>
-        </w:numPr>
-        <w:pStyle w:val="Compact"/>
-      </w:pPr>
-      <w:r>
-        <w:t xml:space="preserve">team management (2 members)</w:t>
-      </w:r>
-    </w:p>
-    <w:p>
-      <w:pPr>
-        <w:pStyle w:val="Heading2"/>
-      </w:pPr>
-      <w:bookmarkStart w:id="45" w:name="moneta.ru"/>
-      <w:r>
-        <w:t xml:space="preserve">Moneta.ru</w:t>
-      </w:r>
-      <w:bookmarkEnd w:id="45"/>
-    </w:p>
-    <w:p>
-      <w:pPr>
-        <w:pStyle w:val="FirstParagraph"/>
-      </w:pPr>
-      <w:hyperlink r:id="rId46">
+      <w:hyperlink r:id="rId47">
         <w:r>
           <w:rPr>
             <w:rStyle w:val="Hyperlink"/>
@@ -1382,11 +1388,11 @@
       <w:pPr>
         <w:pStyle w:val="Heading3"/>
       </w:pPr>
-      <w:bookmarkStart w:id="47" w:name="software-developer-mar-2007---sep-2008"/>
+      <w:bookmarkStart w:id="48" w:name="software-developer-mar-2007---sep-2008"/>
       <w:r>
         <w:t xml:space="preserve">Software developer (Mar 2007 - Sep 2008)</w:t>
       </w:r>
-      <w:bookmarkEnd w:id="47"/>
+      <w:bookmarkEnd w:id="48"/>
     </w:p>
     <w:p>
       <w:pPr>
@@ -1408,7 +1414,7 @@
       <w:pPr>
         <w:numPr>
           <w:ilvl w:val="0"/>
-          <w:numId w:val="1009"/>
+          <w:numId w:val="1008"/>
         </w:numPr>
         <w:pStyle w:val="Compact"/>
       </w:pPr>
@@ -1420,7 +1426,7 @@
       <w:pPr>
         <w:numPr>
           <w:ilvl w:val="0"/>
-          <w:numId w:val="1009"/>
+          <w:numId w:val="1008"/>
         </w:numPr>
         <w:pStyle w:val="Compact"/>
       </w:pPr>
@@ -1432,7 +1438,7 @@
       <w:pPr>
         <w:numPr>
           <w:ilvl w:val="0"/>
-          <w:numId w:val="1009"/>
+          <w:numId w:val="1008"/>
         </w:numPr>
         <w:pStyle w:val="Compact"/>
       </w:pPr>
@@ -1444,7 +1450,7 @@
       <w:pPr>
         <w:numPr>
           <w:ilvl w:val="0"/>
-          <w:numId w:val="1009"/>
+          <w:numId w:val="1008"/>
         </w:numPr>
         <w:pStyle w:val="Compact"/>
       </w:pPr>
@@ -1456,17 +1462,17 @@
       <w:pPr>
         <w:pStyle w:val="Heading2"/>
       </w:pPr>
-      <w:bookmarkStart w:id="48" w:name="chromatec-scb-llc"/>
+      <w:bookmarkStart w:id="49" w:name="chromatec-scb-llc"/>
       <w:r>
         <w:t xml:space="preserve">Chromatec SCB LLC</w:t>
       </w:r>
-      <w:bookmarkEnd w:id="48"/>
+      <w:bookmarkEnd w:id="49"/>
     </w:p>
     <w:p>
       <w:pPr>
         <w:pStyle w:val="FirstParagraph"/>
       </w:pPr>
-      <w:hyperlink r:id="rId49">
+      <w:hyperlink r:id="rId50">
         <w:r>
           <w:rPr>
             <w:rStyle w:val="Hyperlink"/>
@@ -1482,11 +1488,11 @@
       <w:pPr>
         <w:pStyle w:val="Heading3"/>
       </w:pPr>
-      <w:bookmarkStart w:id="50" w:name="X9f6d046ea8a35e73b3ca9b9318e0d6c67c62832"/>
+      <w:bookmarkStart w:id="51" w:name="X9f6d046ea8a35e73b3ca9b9318e0d6c67c62832"/>
       <w:r>
         <w:t xml:space="preserve">Team lead, Software Developer, Electronics Engineer (1996 - 2007)</w:t>
       </w:r>
-      <w:bookmarkEnd w:id="50"/>
+      <w:bookmarkEnd w:id="51"/>
     </w:p>
     <w:p>
       <w:pPr>
@@ -1506,7 +1512,7 @@
       <w:pPr>
         <w:numPr>
           <w:ilvl w:val="0"/>
-          <w:numId w:val="1010"/>
+          <w:numId w:val="1009"/>
         </w:numPr>
         <w:pStyle w:val="Compact"/>
       </w:pPr>
@@ -1518,7 +1524,7 @@
       <w:pPr>
         <w:numPr>
           <w:ilvl w:val="0"/>
-          <w:numId w:val="1010"/>
+          <w:numId w:val="1009"/>
         </w:numPr>
         <w:pStyle w:val="Compact"/>
       </w:pPr>
@@ -1530,7 +1536,7 @@
       <w:pPr>
         <w:numPr>
           <w:ilvl w:val="0"/>
-          <w:numId w:val="1010"/>
+          <w:numId w:val="1009"/>
         </w:numPr>
         <w:pStyle w:val="Compact"/>
       </w:pPr>
@@ -1540,23 +1546,23 @@
     </w:p>
     <w:p>
       <w:pPr>
+        <w:pStyle w:val="Heading1"/>
+      </w:pPr>
+      <w:bookmarkStart w:id="52" w:name="open-source"/>
+      <w:r>
+        <w:t xml:space="preserve">Open-source</w:t>
+      </w:r>
+      <w:bookmarkEnd w:id="52"/>
+    </w:p>
+    <w:p>
+      <w:pPr>
         <w:pStyle w:val="Heading2"/>
       </w:pPr>
-      <w:bookmarkStart w:id="51" w:name="open-source"/>
-      <w:r>
-        <w:t xml:space="preserve">Open-source</w:t>
-      </w:r>
-      <w:bookmarkEnd w:id="51"/>
-    </w:p>
-    <w:p>
-      <w:pPr>
-        <w:pStyle w:val="Heading3"/>
-      </w:pPr>
-      <w:bookmarkStart w:id="52" w:name="net-crusher"/>
+      <w:bookmarkStart w:id="53" w:name="net-crusher"/>
       <w:r>
         <w:t xml:space="preserve">net-crusher</w:t>
       </w:r>
-      <w:bookmarkEnd w:id="52"/>
+      <w:bookmarkEnd w:id="53"/>
     </w:p>
     <w:p>
       <w:pPr>
@@ -1568,7 +1574,7 @@
       <w:r>
         <w:t xml:space="preserve"> </w:t>
       </w:r>
-      <w:hyperlink r:id="rId53">
+      <w:hyperlink r:id="rId54">
         <w:r>
           <w:rPr>
             <w:rStyle w:val="Hyperlink"/>
@@ -1582,7 +1588,7 @@
       <w:r>
         <w:t xml:space="preserve"> </w:t>
       </w:r>
-      <w:hyperlink r:id="rId54">
+      <w:hyperlink r:id="rId55">
         <w:r>
           <w:rPr>
             <w:rStyle w:val="Hyperlink"/>
@@ -1596,7 +1602,7 @@
       <w:r>
         <w:t xml:space="preserve"> </w:t>
       </w:r>
-      <w:hyperlink r:id="rId55">
+      <w:hyperlink r:id="rId56">
         <w:r>
           <w:rPr>
             <w:rStyle w:val="Hyperlink"/>
@@ -1607,13 +1613,13 @@
     </w:p>
     <w:p>
       <w:pPr>
-        <w:pStyle w:val="Heading3"/>
-      </w:pPr>
-      <w:bookmarkStart w:id="56" w:name="protobuf"/>
+        <w:pStyle w:val="Heading2"/>
+      </w:pPr>
+      <w:bookmarkStart w:id="57" w:name="protobuf"/>
       <w:r>
         <w:t xml:space="preserve">protobuf</w:t>
       </w:r>
-      <w:bookmarkEnd w:id="56"/>
+      <w:bookmarkEnd w:id="57"/>
     </w:p>
     <w:p>
       <w:pPr>
@@ -1625,7 +1631,7 @@
       <w:r>
         <w:t xml:space="preserve"> </w:t>
       </w:r>
-      <w:hyperlink r:id="rId57">
+      <w:hyperlink r:id="rId58">
         <w:r>
           <w:rPr>
             <w:rStyle w:val="Hyperlink"/>
@@ -1638,147 +1644,77 @@
       <w:pPr>
         <w:pStyle w:val="Heading1"/>
       </w:pPr>
-      <w:bookmarkStart w:id="58" w:name="education"/>
+      <w:bookmarkStart w:id="59" w:name="education"/>
       <w:r>
         <w:t xml:space="preserve">Education</w:t>
       </w:r>
-      <w:bookmarkEnd w:id="58"/>
+      <w:bookmarkEnd w:id="59"/>
     </w:p>
     <w:p>
       <w:pPr>
         <w:pStyle w:val="Heading2"/>
       </w:pPr>
-      <w:bookmarkStart w:id="59" w:name="Xadb5e2a972da246d2d7100f5bc7fc75ad544cec"/>
-      <w:r>
-        <w:t xml:space="preserve">Mari State Technical University (1994 - 1999)</w:t>
-      </w:r>
-      <w:bookmarkEnd w:id="59"/>
-    </w:p>
-    <w:p>
-      <w:pPr>
-        <w:numPr>
-          <w:ilvl w:val="0"/>
-          <w:numId w:val="1011"/>
-        </w:numPr>
-        <w:pStyle w:val="Compact"/>
-      </w:pPr>
-      <w:r>
-        <w:t xml:space="preserve">Yoshkar-Ola, Russia</w:t>
-      </w:r>
-    </w:p>
-    <w:p>
-      <w:pPr>
-        <w:numPr>
-          <w:ilvl w:val="0"/>
-          <w:numId w:val="1011"/>
-        </w:numPr>
-        <w:pStyle w:val="Compact"/>
-      </w:pPr>
-      <w:r>
-        <w:t xml:space="preserve">«Computers, Networks, Complexes, Information Technologies»</w:t>
-      </w:r>
-    </w:p>
-    <w:p>
-      <w:pPr>
-        <w:numPr>
-          <w:ilvl w:val="0"/>
-          <w:numId w:val="1011"/>
-        </w:numPr>
-        <w:pStyle w:val="Compact"/>
-      </w:pPr>
-      <w:r>
-        <w:t xml:space="preserve">Engineer (diploma with honors, equivalent to a master’s degree)</w:t>
+      <w:bookmarkStart w:id="60" w:name="X9439a00ea29833b764dc0a61582c845a76a7097"/>
+      <w:r>
+        <w:t xml:space="preserve">Mari State Technical University, Yoshkar-Ola, Russia (1994 - 1999)</w:t>
+      </w:r>
+      <w:bookmarkEnd w:id="60"/>
+    </w:p>
+    <w:p>
+      <w:pPr>
+        <w:pStyle w:val="FirstParagraph"/>
+      </w:pPr>
+      <w:r>
+        <w:t xml:space="preserve">“</w:t>
+      </w:r>
+      <w:r>
+        <w:t xml:space="preserve">Computing machines, complexes, systems, and networks</w:t>
+      </w:r>
+      <w:r>
+        <w:t xml:space="preserve">”</w:t>
+      </w:r>
+      <w:r>
+        <w:t xml:space="preserve">, Engineer (with honors, equivalent to a master’s degree)</w:t>
       </w:r>
     </w:p>
     <w:p>
       <w:pPr>
         <w:pStyle w:val="Heading2"/>
       </w:pPr>
-      <w:bookmarkStart w:id="60" w:name="mari-state-university-2002---2003"/>
-      <w:r>
-        <w:t xml:space="preserve">Mari State University (2002 - 2003)</w:t>
-      </w:r>
-      <w:bookmarkEnd w:id="60"/>
-    </w:p>
-    <w:p>
-      <w:pPr>
-        <w:numPr>
-          <w:ilvl w:val="0"/>
-          <w:numId w:val="1012"/>
-        </w:numPr>
-        <w:pStyle w:val="Compact"/>
-      </w:pPr>
-      <w:r>
-        <w:t xml:space="preserve">Yoshkar-Ola, Russia</w:t>
-      </w:r>
-    </w:p>
-    <w:p>
-      <w:pPr>
-        <w:numPr>
-          <w:ilvl w:val="0"/>
-          <w:numId w:val="1012"/>
-        </w:numPr>
-        <w:pStyle w:val="Compact"/>
-      </w:pPr>
-      <w:r>
-        <w:t xml:space="preserve">«Anti-Crisis Management»</w:t>
-      </w:r>
-    </w:p>
-    <w:p>
-      <w:pPr>
-        <w:numPr>
-          <w:ilvl w:val="0"/>
-          <w:numId w:val="1012"/>
-        </w:numPr>
-        <w:pStyle w:val="Compact"/>
-      </w:pPr>
-      <w:r>
-        <w:t xml:space="preserve">Manager</w:t>
+      <w:bookmarkStart w:id="61" w:name="Xece7adf4e224ca19a2b4a7d1ca44ee015da1f15"/>
+      <w:r>
+        <w:t xml:space="preserve">Mari State University, Yoshkar-Ola, Russia (2002 - 2003)</w:t>
+      </w:r>
+      <w:bookmarkEnd w:id="61"/>
+    </w:p>
+    <w:p>
+      <w:pPr>
+        <w:pStyle w:val="FirstParagraph"/>
+      </w:pPr>
+      <w:r>
+        <w:t xml:space="preserve">«Anti-Crisis Management», Anti-Crisis Manager</w:t>
       </w:r>
     </w:p>
     <w:p>
       <w:pPr>
         <w:pStyle w:val="Heading2"/>
       </w:pPr>
-      <w:bookmarkStart w:id="61" w:name="additional"/>
+      <w:bookmarkStart w:id="62" w:name="additional"/>
       <w:r>
         <w:t xml:space="preserve">Additional</w:t>
       </w:r>
-      <w:bookmarkEnd w:id="61"/>
-    </w:p>
-    <w:p>
-      <w:pPr>
-        <w:numPr>
-          <w:ilvl w:val="0"/>
-          <w:numId w:val="1013"/>
+      <w:bookmarkEnd w:id="62"/>
+    </w:p>
+    <w:p>
+      <w:pPr>
+        <w:numPr>
+          <w:ilvl w:val="0"/>
+          <w:numId w:val="1010"/>
         </w:numPr>
         <w:pStyle w:val="Compact"/>
       </w:pPr>
       <w:r>
         <w:t xml:space="preserve">2024, Generative AI for Everyone,</w:t>
-      </w:r>
-      <w:r>
-        <w:t xml:space="preserve"> </w:t>
-      </w:r>
-      <w:hyperlink r:id="rId62">
-        <w:r>
-          <w:rPr>
-            <w:rStyle w:val="Hyperlink"/>
-          </w:rPr>
-          <w:t xml:space="preserve">Coursera</w:t>
-        </w:r>
-      </w:hyperlink>
-    </w:p>
-    <w:p>
-      <w:pPr>
-        <w:numPr>
-          <w:ilvl w:val="0"/>
-          <w:numId w:val="1013"/>
-        </w:numPr>
-        <w:pStyle w:val="Compact"/>
-      </w:pPr>
-      <w:r>
-        <w:t xml:space="preserve">2024, Generative AI with Large Language Models,</w:t>
       </w:r>
       <w:r>
         <w:t xml:space="preserve"> </w:t>
@@ -1796,7 +1732,30 @@
       <w:pPr>
         <w:numPr>
           <w:ilvl w:val="0"/>
-          <w:numId w:val="1013"/>
+          <w:numId w:val="1010"/>
+        </w:numPr>
+        <w:pStyle w:val="Compact"/>
+      </w:pPr>
+      <w:r>
+        <w:t xml:space="preserve">2024, Generative AI with Large Language Models,</w:t>
+      </w:r>
+      <w:r>
+        <w:t xml:space="preserve"> </w:t>
+      </w:r>
+      <w:hyperlink r:id="rId64">
+        <w:r>
+          <w:rPr>
+            <w:rStyle w:val="Hyperlink"/>
+          </w:rPr>
+          <w:t xml:space="preserve">Coursera</w:t>
+        </w:r>
+      </w:hyperlink>
+    </w:p>
+    <w:p>
+      <w:pPr>
+        <w:numPr>
+          <w:ilvl w:val="0"/>
+          <w:numId w:val="1010"/>
         </w:numPr>
         <w:pStyle w:val="Compact"/>
       </w:pPr>
@@ -1806,7 +1765,7 @@
       <w:r>
         <w:t xml:space="preserve"> </w:t>
       </w:r>
-      <w:hyperlink r:id="rId64">
+      <w:hyperlink r:id="rId65">
         <w:r>
           <w:rPr>
             <w:rStyle w:val="Hyperlink"/>
@@ -1819,7 +1778,7 @@
       <w:pPr>
         <w:numPr>
           <w:ilvl w:val="0"/>
-          <w:numId w:val="1013"/>
+          <w:numId w:val="1010"/>
         </w:numPr>
         <w:pStyle w:val="Compact"/>
       </w:pPr>
@@ -1829,7 +1788,7 @@
       <w:r>
         <w:t xml:space="preserve"> </w:t>
       </w:r>
-      <w:hyperlink r:id="rId65">
+      <w:hyperlink r:id="rId66">
         <w:r>
           <w:rPr>
             <w:rStyle w:val="Hyperlink"/>
@@ -1842,35 +1801,12 @@
       <w:pPr>
         <w:numPr>
           <w:ilvl w:val="0"/>
-          <w:numId w:val="1013"/>
+          <w:numId w:val="1010"/>
         </w:numPr>
         <w:pStyle w:val="Compact"/>
       </w:pPr>
       <w:r>
         <w:t xml:space="preserve">2016, Algorithms: Design and Analysis, Part 2,</w:t>
-      </w:r>
-      <w:r>
-        <w:t xml:space="preserve"> </w:t>
-      </w:r>
-      <w:hyperlink r:id="rId66">
-        <w:r>
-          <w:rPr>
-            <w:rStyle w:val="Hyperlink"/>
-          </w:rPr>
-          <w:t xml:space="preserve">Coursera</w:t>
-        </w:r>
-      </w:hyperlink>
-    </w:p>
-    <w:p>
-      <w:pPr>
-        <w:numPr>
-          <w:ilvl w:val="0"/>
-          <w:numId w:val="1013"/>
-        </w:numPr>
-        <w:pStyle w:val="Compact"/>
-      </w:pPr>
-      <w:r>
-        <w:t xml:space="preserve">2016, Algorithms: Design and Analysis, Part 1,</w:t>
       </w:r>
       <w:r>
         <w:t xml:space="preserve"> </w:t>
@@ -1888,12 +1824,12 @@
       <w:pPr>
         <w:numPr>
           <w:ilvl w:val="0"/>
-          <w:numId w:val="1013"/>
-        </w:numPr>
-        <w:pStyle w:val="Compact"/>
-      </w:pPr>
-      <w:r>
-        <w:t xml:space="preserve">2016, Economics for non-economists,</w:t>
+          <w:numId w:val="1010"/>
+        </w:numPr>
+        <w:pStyle w:val="Compact"/>
+      </w:pPr>
+      <w:r>
+        <w:t xml:space="preserve">2016, Algorithms: Design and Analysis, Part 1,</w:t>
       </w:r>
       <w:r>
         <w:t xml:space="preserve"> </w:t>
@@ -1911,12 +1847,12 @@
       <w:pPr>
         <w:numPr>
           <w:ilvl w:val="0"/>
-          <w:numId w:val="1013"/>
-        </w:numPr>
-        <w:pStyle w:val="Compact"/>
-      </w:pPr>
-      <w:r>
-        <w:t xml:space="preserve">2016, Game Theory,</w:t>
+          <w:numId w:val="1010"/>
+        </w:numPr>
+        <w:pStyle w:val="Compact"/>
+      </w:pPr>
+      <w:r>
+        <w:t xml:space="preserve">2016, Economics for non-economists,</w:t>
       </w:r>
       <w:r>
         <w:t xml:space="preserve"> </w:t>
@@ -1934,12 +1870,12 @@
       <w:pPr>
         <w:numPr>
           <w:ilvl w:val="0"/>
-          <w:numId w:val="1013"/>
-        </w:numPr>
-        <w:pStyle w:val="Compact"/>
-      </w:pPr>
-      <w:r>
-        <w:t xml:space="preserve">2016, Machine Learning,</w:t>
+          <w:numId w:val="1010"/>
+        </w:numPr>
+        <w:pStyle w:val="Compact"/>
+      </w:pPr>
+      <w:r>
+        <w:t xml:space="preserve">2016, Game Theory,</w:t>
       </w:r>
       <w:r>
         <w:t xml:space="preserve"> </w:t>
@@ -1957,12 +1893,12 @@
       <w:pPr>
         <w:numPr>
           <w:ilvl w:val="0"/>
-          <w:numId w:val="1013"/>
-        </w:numPr>
-        <w:pStyle w:val="Compact"/>
-      </w:pPr>
-      <w:r>
-        <w:t xml:space="preserve">2016, An introduction to machine learning,</w:t>
+          <w:numId w:val="1010"/>
+        </w:numPr>
+        <w:pStyle w:val="Compact"/>
+      </w:pPr>
+      <w:r>
+        <w:t xml:space="preserve">2016, Machine Learning,</w:t>
       </w:r>
       <w:r>
         <w:t xml:space="preserve"> </w:t>
@@ -1978,13 +1914,36 @@
     </w:p>
     <w:p>
       <w:pPr>
+        <w:numPr>
+          <w:ilvl w:val="0"/>
+          <w:numId w:val="1010"/>
+        </w:numPr>
+        <w:pStyle w:val="Compact"/>
+      </w:pPr>
+      <w:r>
+        <w:t xml:space="preserve">2016, An introduction to machine learning,</w:t>
+      </w:r>
+      <w:r>
+        <w:t xml:space="preserve"> </w:t>
+      </w:r>
+      <w:hyperlink r:id="rId72">
+        <w:r>
+          <w:rPr>
+            <w:rStyle w:val="Hyperlink"/>
+          </w:rPr>
+          <w:t xml:space="preserve">Coursera</w:t>
+        </w:r>
+      </w:hyperlink>
+    </w:p>
+    <w:p>
+      <w:pPr>
         <w:pStyle w:val="Heading1"/>
       </w:pPr>
-      <w:bookmarkStart w:id="72" w:name="more"/>
+      <w:bookmarkStart w:id="73" w:name="more"/>
       <w:r>
         <w:t xml:space="preserve">More</w:t>
       </w:r>
-      <w:bookmarkEnd w:id="72"/>
+      <w:bookmarkEnd w:id="73"/>
     </w:p>
     <w:p>
       <w:pPr>
@@ -1996,7 +1955,7 @@
       <w:r>
         <w:t xml:space="preserve"> </w:t>
       </w:r>
-      <w:hyperlink r:id="rId73">
+      <w:hyperlink r:id="rId74">
         <w:r>
           <w:rPr>
             <w:rStyle w:val="Hyperlink"/>
@@ -2277,15 +2236,6 @@
     <w:abstractNumId w:val="991"/>
   </w:num>
   <w:num w:numId="1010">
-    <w:abstractNumId w:val="991"/>
-  </w:num>
-  <w:num w:numId="1011">
-    <w:abstractNumId w:val="991"/>
-  </w:num>
-  <w:num w:numId="1012">
-    <w:abstractNumId w:val="991"/>
-  </w:num>
-  <w:num w:numId="1013">
     <w:abstractNumId w:val="991"/>
   </w:num>
 </w:numbering>

--- a/doc/cv/cv.docx
+++ b/doc/cv/cv.docx
@@ -1550,7 +1550,7 @@
       </w:pPr>
       <w:bookmarkStart w:id="52" w:name="open-source"/>
       <w:r>
-        <w:t xml:space="preserve">Open-source</w:t>
+        <w:t xml:space="preserve">Open Source</w:t>
       </w:r>
       <w:bookmarkEnd w:id="52"/>
     </w:p>
@@ -1955,7 +1955,7 @@
       <w:r>
         <w:t xml:space="preserve"> </w:t>
       </w:r>
-      <w:hyperlink r:id="rId74">
+      <w:hyperlink r:id="rId23">
         <w:r>
           <w:rPr>
             <w:rStyle w:val="Hyperlink"/>

--- a/doc/cv/cv.docx
+++ b/doc/cv/cv.docx
@@ -791,7 +791,7 @@
         <w:pStyle w:val="Compact"/>
       </w:pPr>
       <w:r>
-        <w:t xml:space="preserve">Developed a model to predict the quality of ICD10 attribution based on obfuscated and aggregated clean-room</w:t>
+        <w:t xml:space="preserve">Developed a model to predict the quality of ICD10 attribution based on obfuscated and aggregated clean-room medical data</w:t>
       </w:r>
       <w:r>
         <w:t xml:space="preserve"> </w:t>
@@ -839,7 +839,7 @@
         <w:pStyle w:val="Compact"/>
       </w:pPr>
       <w:r>
-        <w:t xml:space="preserve">Implemented the experimental win-rate model for the avails predictor (PyTorch)</w:t>
+        <w:t xml:space="preserve">Implemented the experimental win-rate model for the avails predictor (Python, PyTorch)</w:t>
       </w:r>
     </w:p>
     <w:p>
@@ -863,7 +863,7 @@
         <w:pStyle w:val="Compact"/>
       </w:pPr>
       <w:r>
-        <w:t xml:space="preserve">Implemented and delivered the app store scraper with embeddings (Python, Docker, K8S, Trino, Pytorch, Optuna, Tensorboard)</w:t>
+        <w:t xml:space="preserve">Implemented and delivered the app store scraper with embeddings (Python, Docker, K8S, Trino, PyTorch, Optuna, Tensorboard)</w:t>
       </w:r>
     </w:p>
     <w:p>
@@ -875,7 +875,19 @@
         <w:pStyle w:val="Compact"/>
       </w:pPr>
       <w:r>
-        <w:t xml:space="preserve">Implemented and delivered the cleanroom prescription visualizer (Python, Streamlit, Plotly, Google Big Query, Google Big Storage)</w:t>
+        <w:t xml:space="preserve">Implemented and delivered the cleanroom data visualizer (Python, Streamlit, Plotly, Google Big Query, Google Big Storage)</w:t>
+      </w:r>
+    </w:p>
+    <w:p>
+      <w:pPr>
+        <w:numPr>
+          <w:ilvl w:val="0"/>
+          <w:numId w:val="1002"/>
+        </w:numPr>
+        <w:pStyle w:val="Compact"/>
+      </w:pPr>
+      <w:r>
+        <w:t xml:space="preserve">Implemented and delivered the NPI embedding model for the doctors (Python, Docker, PyTorch, Contrastive Learning, Google Big Query, Google Big Storage)</w:t>
       </w:r>
     </w:p>
     <w:p>

--- a/doc/cv/cv.docx
+++ b/doc/cv/cv.docx
@@ -89,6 +89,20 @@
           <w:rPr>
             <w:rStyle w:val="InternetLink"/>
           </w:rPr>
+          <w:t xml:space="preserve">HF</w:t>
+        </w:r>
+      </w:hyperlink>
+      <w:r>
+        <w:t xml:space="preserve">,</w:t>
+      </w:r>
+      <w:r>
+        <w:t xml:space="preserve"> </w:t>
+      </w:r>
+      <w:hyperlink r:id="rId26">
+        <w:r>
+          <w:rPr>
+            <w:rStyle w:val="InternetLink"/>
+          </w:rPr>
           <w:t xml:space="preserve">Resume</w:t>
         </w:r>
       </w:hyperlink>
@@ -242,27 +256,27 @@
       <w:pPr>
         <w:pStyle w:val="Heading1"/>
       </w:pPr>
-      <w:bookmarkStart w:id="26" w:name="experience"/>
+      <w:bookmarkStart w:id="27" w:name="experience"/>
       <w:r>
         <w:t xml:space="preserve">Experience</w:t>
       </w:r>
-      <w:bookmarkEnd w:id="26"/>
+      <w:bookmarkEnd w:id="27"/>
     </w:p>
     <w:p>
       <w:pPr>
         <w:pStyle w:val="Heading2"/>
       </w:pPr>
-      <w:bookmarkStart w:id="27" w:name="pulsepoint-new-york-usa"/>
+      <w:bookmarkStart w:id="28" w:name="pulsepoint-new-york-usa"/>
       <w:r>
         <w:t xml:space="preserve">PulsePoint, New York, USA</w:t>
       </w:r>
-      <w:bookmarkEnd w:id="27"/>
+      <w:bookmarkEnd w:id="28"/>
     </w:p>
     <w:p>
       <w:pPr>
         <w:pStyle w:val="FirstParagraph"/>
       </w:pPr>
-      <w:hyperlink r:id="rId28">
+      <w:hyperlink r:id="rId29">
         <w:r>
           <w:rPr>
             <w:rStyle w:val="InternetLink"/>
@@ -328,21 +342,21 @@
       <w:pPr>
         <w:pStyle w:val="Heading3"/>
       </w:pPr>
-      <w:bookmarkStart w:id="29" w:name="X4d7cb5905859da6cd96dd10b62094dc336be923"/>
+      <w:bookmarkStart w:id="30" w:name="X4d7cb5905859da6cd96dd10b62094dc336be923"/>
       <w:r>
         <w:t xml:space="preserve">VP, Data Science, ML and Engineering team (Mar 2025 — PRESENT)</w:t>
       </w:r>
-      <w:bookmarkEnd w:id="29"/>
+      <w:bookmarkEnd w:id="30"/>
     </w:p>
     <w:p>
       <w:pPr>
         <w:pStyle w:val="Heading3"/>
       </w:pPr>
-      <w:bookmarkStart w:id="30" w:name="X5951970a275b974d90363124815fc6a81dfc9bb"/>
+      <w:bookmarkStart w:id="31" w:name="X5951970a275b974d90363124815fc6a81dfc9bb"/>
       <w:r>
         <w:t xml:space="preserve">Director, Data Science, ML and Engineering team (Apr 2020 — Mar 2025)</w:t>
       </w:r>
-      <w:bookmarkEnd w:id="30"/>
+      <w:bookmarkEnd w:id="31"/>
     </w:p>
     <w:p>
       <w:pPr>
@@ -440,21 +454,21 @@
       <w:pPr>
         <w:pStyle w:val="Heading3"/>
       </w:pPr>
-      <w:bookmarkStart w:id="31" w:name="X76f7c51632cce81425b22dab337bc0fbed6f065"/>
+      <w:bookmarkStart w:id="32" w:name="X76f7c51632cce81425b22dab337bc0fbed6f065"/>
       <w:r>
         <w:t xml:space="preserve">Senior Software Engineer with Expertise in Java, Python, and ML (Jan 2019 — PRESENT)</w:t>
       </w:r>
-      <w:bookmarkEnd w:id="31"/>
+      <w:bookmarkEnd w:id="32"/>
     </w:p>
     <w:p>
       <w:pPr>
         <w:pStyle w:val="Heading3"/>
       </w:pPr>
-      <w:bookmarkStart w:id="32" w:name="X59a66773aff57fe7d4b5b7fedf0b7865d4ac33b"/>
+      <w:bookmarkStart w:id="33" w:name="X59a66773aff57fe7d4b5b7fedf0b7865d4ac33b"/>
       <w:r>
         <w:t xml:space="preserve">Senior Software Engineer with Expertise in Java, Python, and ML (remote contractor, Feb 2017 - Jan 2019)</w:t>
       </w:r>
-      <w:bookmarkEnd w:id="32"/>
+      <w:bookmarkEnd w:id="33"/>
     </w:p>
     <w:p>
       <w:pPr>
@@ -887,24 +901,36 @@
         <w:pStyle w:val="Compact"/>
       </w:pPr>
       <w:r>
-        <w:t xml:space="preserve">Implemented and delivered the NPI embedding model for the doctors (Python, Docker, PyTorch, Contrastive Learning, Google Big Query, Google Big Storage)</w:t>
+        <w:t xml:space="preserve">Implemented and delivered the NPI embedding model for the HCP (Python, Docker, PyTorch, Contrastive Learning, Google Big Query, Google Big Storage)</w:t>
+      </w:r>
+    </w:p>
+    <w:p>
+      <w:pPr>
+        <w:numPr>
+          <w:ilvl w:val="0"/>
+          <w:numId w:val="1002"/>
+        </w:numPr>
+        <w:pStyle w:val="Compact"/>
+      </w:pPr>
+      <w:r>
+        <w:t xml:space="preserve">Implemented and delivered the domain embedding model (Python, Docker, PyTorch, HDBSCAN, Google Big Query, Google Big Storage)</w:t>
       </w:r>
     </w:p>
     <w:p>
       <w:pPr>
         <w:pStyle w:val="Heading2"/>
       </w:pPr>
-      <w:bookmarkStart w:id="33" w:name="deutsche-bank"/>
+      <w:bookmarkStart w:id="34" w:name="deutsche-bank"/>
       <w:r>
         <w:t xml:space="preserve">Deutsche Bank</w:t>
       </w:r>
-      <w:bookmarkEnd w:id="33"/>
+      <w:bookmarkEnd w:id="34"/>
     </w:p>
     <w:p>
       <w:pPr>
         <w:pStyle w:val="FirstParagraph"/>
       </w:pPr>
-      <w:hyperlink r:id="rId34">
+      <w:hyperlink r:id="rId35">
         <w:r>
           <w:rPr>
             <w:rStyle w:val="InternetLink"/>
@@ -920,11 +946,11 @@
       <w:pPr>
         <w:pStyle w:val="Heading3"/>
       </w:pPr>
-      <w:bookmarkStart w:id="35" w:name="X889a642b95d32ce7311e25fa07de8cdfbc03b20"/>
+      <w:bookmarkStart w:id="36" w:name="X889a642b95d32ce7311e25fa07de8cdfbc03b20"/>
       <w:r>
         <w:t xml:space="preserve">Senior Software Java Engineer, AVP (Jun 2016 — Feb 2017)</w:t>
       </w:r>
-      <w:bookmarkEnd w:id="35"/>
+      <w:bookmarkEnd w:id="36"/>
     </w:p>
     <w:p>
       <w:pPr>
@@ -1028,17 +1054,17 @@
       <w:pPr>
         <w:pStyle w:val="Heading2"/>
       </w:pPr>
-      <w:bookmarkStart w:id="36" w:name="ok.ru"/>
+      <w:bookmarkStart w:id="37" w:name="ok.ru"/>
       <w:r>
         <w:t xml:space="preserve">OK.ru</w:t>
       </w:r>
-      <w:bookmarkEnd w:id="36"/>
+      <w:bookmarkEnd w:id="37"/>
     </w:p>
     <w:p>
       <w:pPr>
         <w:pStyle w:val="FirstParagraph"/>
       </w:pPr>
-      <w:hyperlink r:id="rId37">
+      <w:hyperlink r:id="rId38">
         <w:r>
           <w:rPr>
             <w:rStyle w:val="InternetLink"/>
@@ -1054,11 +1080,11 @@
       <w:pPr>
         <w:pStyle w:val="Heading3"/>
       </w:pPr>
-      <w:bookmarkStart w:id="38" w:name="Xa7b6bd34b0929eb8d3a0feb85fbc2bdef344085"/>
+      <w:bookmarkStart w:id="39" w:name="Xa7b6bd34b0929eb8d3a0feb85fbc2bdef344085"/>
       <w:r>
         <w:t xml:space="preserve">Senior Software Java Developer (Oct 2012 — May 2016)</w:t>
       </w:r>
-      <w:bookmarkEnd w:id="38"/>
+      <w:bookmarkEnd w:id="39"/>
     </w:p>
     <w:p>
       <w:pPr>
@@ -1162,17 +1188,17 @@
       <w:pPr>
         <w:pStyle w:val="Heading2"/>
       </w:pPr>
-      <w:bookmarkStart w:id="39" w:name="headhunter-group"/>
+      <w:bookmarkStart w:id="40" w:name="headhunter-group"/>
       <w:r>
         <w:t xml:space="preserve">HeadHunter Group</w:t>
       </w:r>
-      <w:bookmarkEnd w:id="39"/>
+      <w:bookmarkEnd w:id="40"/>
     </w:p>
     <w:p>
       <w:pPr>
         <w:pStyle w:val="FirstParagraph"/>
       </w:pPr>
-      <w:hyperlink r:id="rId40">
+      <w:hyperlink r:id="rId41">
         <w:r>
           <w:rPr>
             <w:rStyle w:val="InternetLink"/>
@@ -1188,11 +1214,11 @@
       <w:pPr>
         <w:pStyle w:val="Heading3"/>
       </w:pPr>
-      <w:bookmarkStart w:id="41" w:name="X94548ef97e9e6cb0b097b05ed9eeedcc016e0b4"/>
+      <w:bookmarkStart w:id="42" w:name="X94548ef97e9e6cb0b097b05ed9eeedcc016e0b4"/>
       <w:r>
         <w:t xml:space="preserve">Team lead, Software Developer (Jun 2011 — Oct 2012)</w:t>
       </w:r>
-      <w:bookmarkEnd w:id="41"/>
+      <w:bookmarkEnd w:id="42"/>
     </w:p>
     <w:p>
       <w:pPr>
@@ -1266,11 +1292,11 @@
       <w:pPr>
         <w:pStyle w:val="Heading2"/>
       </w:pPr>
-      <w:bookmarkStart w:id="42" w:name="luxoftubs"/>
+      <w:bookmarkStart w:id="43" w:name="luxoftubs"/>
       <w:r>
         <w:t xml:space="preserve">Luxoft/UBS</w:t>
       </w:r>
-      <w:bookmarkEnd w:id="42"/>
+      <w:bookmarkEnd w:id="43"/>
     </w:p>
     <w:p>
       <w:pPr>
@@ -1284,11 +1310,11 @@
       <w:pPr>
         <w:pStyle w:val="Heading3"/>
       </w:pPr>
-      <w:bookmarkStart w:id="43" w:name="X4ea921f47a67f8311240eef3f92862cbc8b1ce0"/>
+      <w:bookmarkStart w:id="44" w:name="X4ea921f47a67f8311240eef3f92862cbc8b1ce0"/>
       <w:r>
         <w:t xml:space="preserve">Senior software developer (Jun 2010 — Jun 2011)</w:t>
       </w:r>
-      <w:bookmarkEnd w:id="43"/>
+      <w:bookmarkEnd w:id="44"/>
     </w:p>
     <w:p>
       <w:pPr>
@@ -1370,11 +1396,11 @@
       <w:pPr>
         <w:pStyle w:val="Heading2"/>
       </w:pPr>
-      <w:bookmarkStart w:id="44" w:name="internet-lotto-ltd"/>
+      <w:bookmarkStart w:id="45" w:name="internet-lotto-ltd"/>
       <w:r>
         <w:t xml:space="preserve">Internet Lotto Ltd</w:t>
       </w:r>
-      <w:bookmarkEnd w:id="44"/>
+      <w:bookmarkEnd w:id="45"/>
     </w:p>
     <w:p>
       <w:pPr>
@@ -1388,11 +1414,11 @@
       <w:pPr>
         <w:pStyle w:val="Heading3"/>
       </w:pPr>
-      <w:bookmarkStart w:id="45" w:name="Xacf161e1d25df3a5648cf2978066ada49c04e0c"/>
+      <w:bookmarkStart w:id="46" w:name="Xacf161e1d25df3a5648cf2978066ada49c04e0c"/>
       <w:r>
         <w:t xml:space="preserve">Team lead, Software developer (Sep 2008 — Jun 2010)</w:t>
       </w:r>
-      <w:bookmarkEnd w:id="45"/>
+      <w:bookmarkEnd w:id="46"/>
     </w:p>
     <w:p>
       <w:pPr>
@@ -1496,17 +1522,17 @@
       <w:pPr>
         <w:pStyle w:val="Heading2"/>
       </w:pPr>
-      <w:bookmarkStart w:id="46" w:name="moneta.ru"/>
+      <w:bookmarkStart w:id="47" w:name="moneta.ru"/>
       <w:r>
         <w:t xml:space="preserve">Moneta.ru</w:t>
       </w:r>
-      <w:bookmarkEnd w:id="46"/>
+      <w:bookmarkEnd w:id="47"/>
     </w:p>
     <w:p>
       <w:pPr>
         <w:pStyle w:val="FirstParagraph"/>
       </w:pPr>
-      <w:hyperlink r:id="rId47">
+      <w:hyperlink r:id="rId48">
         <w:r>
           <w:rPr>
             <w:rStyle w:val="InternetLink"/>
@@ -1522,11 +1548,11 @@
       <w:pPr>
         <w:pStyle w:val="Heading3"/>
       </w:pPr>
-      <w:bookmarkStart w:id="48" w:name="software-developer-mar-2007-sep-2008"/>
+      <w:bookmarkStart w:id="49" w:name="software-developer-mar-2007-sep-2008"/>
       <w:r>
         <w:t xml:space="preserve">Software developer (Mar 2007 — Sep 2008)</w:t>
       </w:r>
-      <w:bookmarkEnd w:id="48"/>
+      <w:bookmarkEnd w:id="49"/>
     </w:p>
     <w:p>
       <w:pPr>
@@ -1596,17 +1622,17 @@
       <w:pPr>
         <w:pStyle w:val="Heading2"/>
       </w:pPr>
-      <w:bookmarkStart w:id="49" w:name="chromatec-scb-llc"/>
+      <w:bookmarkStart w:id="50" w:name="chromatec-scb-llc"/>
       <w:r>
         <w:t xml:space="preserve">Chromatec SCB LLC</w:t>
       </w:r>
-      <w:bookmarkEnd w:id="49"/>
+      <w:bookmarkEnd w:id="50"/>
     </w:p>
     <w:p>
       <w:pPr>
         <w:pStyle w:val="FirstParagraph"/>
       </w:pPr>
-      <w:hyperlink r:id="rId50">
+      <w:hyperlink r:id="rId51">
         <w:r>
           <w:rPr>
             <w:rStyle w:val="InternetLink"/>
@@ -1622,11 +1648,11 @@
       <w:pPr>
         <w:pStyle w:val="Heading3"/>
       </w:pPr>
-      <w:bookmarkStart w:id="51" w:name="X88af2f1c5686abce87ad213cdb768dcb60ed662"/>
+      <w:bookmarkStart w:id="52" w:name="X88af2f1c5686abce87ad213cdb768dcb60ed662"/>
       <w:r>
         <w:t xml:space="preserve">Team lead, Software Developer, Electronics Engineer (1996 — 2007)</w:t>
       </w:r>
-      <w:bookmarkEnd w:id="51"/>
+      <w:bookmarkEnd w:id="52"/>
     </w:p>
     <w:p>
       <w:pPr>
@@ -1682,21 +1708,21 @@
       <w:pPr>
         <w:pStyle w:val="Heading1"/>
       </w:pPr>
-      <w:bookmarkStart w:id="52" w:name="open-source-projects"/>
+      <w:bookmarkStart w:id="53" w:name="open-source-projects"/>
       <w:r>
         <w:t xml:space="preserve">Open Source projects</w:t>
       </w:r>
-      <w:bookmarkEnd w:id="52"/>
+      <w:bookmarkEnd w:id="53"/>
     </w:p>
     <w:p>
       <w:pPr>
         <w:pStyle w:val="Heading2"/>
       </w:pPr>
-      <w:bookmarkStart w:id="53" w:name="net-crusher-2016"/>
+      <w:bookmarkStart w:id="54" w:name="net-crusher-2016"/>
       <w:r>
         <w:t xml:space="preserve">net-crusher (2016)</w:t>
       </w:r>
-      <w:bookmarkEnd w:id="53"/>
+      <w:bookmarkEnd w:id="54"/>
     </w:p>
     <w:p>
       <w:pPr>
@@ -1708,7 +1734,7 @@
       <w:r>
         <w:t xml:space="preserve"> </w:t>
       </w:r>
-      <w:hyperlink r:id="rId54">
+      <w:hyperlink r:id="rId55">
         <w:r>
           <w:rPr>
             <w:rStyle w:val="InternetLink"/>
@@ -1722,7 +1748,7 @@
       <w:r>
         <w:t xml:space="preserve"> </w:t>
       </w:r>
-      <w:hyperlink r:id="rId55">
+      <w:hyperlink r:id="rId56">
         <w:r>
           <w:rPr>
             <w:rStyle w:val="InternetLink"/>
@@ -1736,7 +1762,7 @@
       <w:r>
         <w:t xml:space="preserve"> </w:t>
       </w:r>
-      <w:hyperlink r:id="rId56">
+      <w:hyperlink r:id="rId57">
         <w:r>
           <w:rPr>
             <w:rStyle w:val="InternetLink"/>
@@ -1749,11 +1775,11 @@
       <w:pPr>
         <w:pStyle w:val="Heading2"/>
       </w:pPr>
-      <w:bookmarkStart w:id="57" w:name="protobuf-2016"/>
+      <w:bookmarkStart w:id="58" w:name="protobuf-2016"/>
       <w:r>
         <w:t xml:space="preserve">protobuf (2016)</w:t>
       </w:r>
-      <w:bookmarkEnd w:id="57"/>
+      <w:bookmarkEnd w:id="58"/>
     </w:p>
     <w:p>
       <w:pPr>
@@ -1765,7 +1791,7 @@
       <w:r>
         <w:t xml:space="preserve"> </w:t>
       </w:r>
-      <w:hyperlink r:id="rId58">
+      <w:hyperlink r:id="rId59">
         <w:r>
           <w:rPr>
             <w:rStyle w:val="InternetLink"/>
@@ -1778,21 +1804,21 @@
       <w:pPr>
         <w:pStyle w:val="Heading1"/>
       </w:pPr>
-      <w:bookmarkStart w:id="59" w:name="education"/>
+      <w:bookmarkStart w:id="60" w:name="education"/>
       <w:r>
         <w:t xml:space="preserve">Education</w:t>
       </w:r>
-      <w:bookmarkEnd w:id="59"/>
+      <w:bookmarkEnd w:id="60"/>
     </w:p>
     <w:p>
       <w:pPr>
         <w:pStyle w:val="Heading2"/>
       </w:pPr>
-      <w:bookmarkStart w:id="60" w:name="X804a14dbfe4ed62e151a2ab3978bf04ed6638fc"/>
+      <w:bookmarkStart w:id="61" w:name="X804a14dbfe4ed62e151a2ab3978bf04ed6638fc"/>
       <w:r>
         <w:t xml:space="preserve">Mari State Technical University (1994 — 1999)</w:t>
       </w:r>
-      <w:bookmarkEnd w:id="60"/>
+      <w:bookmarkEnd w:id="61"/>
     </w:p>
     <w:p>
       <w:pPr>
@@ -1858,11 +1884,11 @@
       <w:pPr>
         <w:pStyle w:val="Heading2"/>
       </w:pPr>
-      <w:bookmarkStart w:id="61" w:name="mari-state-university-2002-2003"/>
+      <w:bookmarkStart w:id="62" w:name="mari-state-university-2002-2003"/>
       <w:r>
         <w:t xml:space="preserve">Mari State University (2002 — 2003)</w:t>
       </w:r>
-      <w:bookmarkEnd w:id="61"/>
+      <w:bookmarkEnd w:id="62"/>
     </w:p>
     <w:p>
       <w:pPr>
@@ -1916,11 +1942,11 @@
       <w:pPr>
         <w:pStyle w:val="Heading2"/>
       </w:pPr>
-      <w:bookmarkStart w:id="62" w:name="additional"/>
+      <w:bookmarkStart w:id="63" w:name="additional"/>
       <w:r>
         <w:t xml:space="preserve">Additional</w:t>
       </w:r>
-      <w:bookmarkEnd w:id="62"/>
+      <w:bookmarkEnd w:id="63"/>
     </w:p>
     <w:p>
       <w:pPr>
@@ -1932,29 +1958,6 @@
       </w:pPr>
       <w:r>
         <w:t xml:space="preserve">2024, Generative AI for Everyone,</w:t>
-      </w:r>
-      <w:r>
-        <w:t xml:space="preserve"> </w:t>
-      </w:r>
-      <w:hyperlink r:id="rId63">
-        <w:r>
-          <w:rPr>
-            <w:rStyle w:val="InternetLink"/>
-          </w:rPr>
-          <w:t xml:space="preserve">Coursera</w:t>
-        </w:r>
-      </w:hyperlink>
-    </w:p>
-    <w:p>
-      <w:pPr>
-        <w:numPr>
-          <w:ilvl w:val="0"/>
-          <w:numId w:val="1012"/>
-        </w:numPr>
-        <w:pStyle w:val="Compact"/>
-      </w:pPr>
-      <w:r>
-        <w:t xml:space="preserve">2024, Generative AI with Large Language Models,</w:t>
       </w:r>
       <w:r>
         <w:t xml:space="preserve"> </w:t>
@@ -1977,12 +1980,35 @@
         <w:pStyle w:val="Compact"/>
       </w:pPr>
       <w:r>
+        <w:t xml:space="preserve">2024, Generative AI with Large Language Models,</w:t>
+      </w:r>
+      <w:r>
+        <w:t xml:space="preserve"> </w:t>
+      </w:r>
+      <w:hyperlink r:id="rId65">
+        <w:r>
+          <w:rPr>
+            <w:rStyle w:val="InternetLink"/>
+          </w:rPr>
+          <w:t xml:space="preserve">Coursera</w:t>
+        </w:r>
+      </w:hyperlink>
+    </w:p>
+    <w:p>
+      <w:pPr>
+        <w:numPr>
+          <w:ilvl w:val="0"/>
+          <w:numId w:val="1012"/>
+        </w:numPr>
+        <w:pStyle w:val="Compact"/>
+      </w:pPr>
+      <w:r>
         <w:t xml:space="preserve">2020, Become a Manager,</w:t>
       </w:r>
       <w:r>
         <w:t xml:space="preserve"> </w:t>
       </w:r>
-      <w:hyperlink r:id="rId65">
+      <w:hyperlink r:id="rId66">
         <w:r>
           <w:rPr>
             <w:rStyle w:val="InternetLink"/>
@@ -2005,7 +2031,7 @@
       <w:r>
         <w:t xml:space="preserve"> </w:t>
       </w:r>
-      <w:hyperlink r:id="rId66">
+      <w:hyperlink r:id="rId67">
         <w:r>
           <w:rPr>
             <w:rStyle w:val="InternetLink"/>
@@ -2024,29 +2050,6 @@
       </w:pPr>
       <w:r>
         <w:t xml:space="preserve">2016, Algorithms: Design and Analysis, Part 2,</w:t>
-      </w:r>
-      <w:r>
-        <w:t xml:space="preserve"> </w:t>
-      </w:r>
-      <w:hyperlink r:id="rId67">
-        <w:r>
-          <w:rPr>
-            <w:rStyle w:val="InternetLink"/>
-          </w:rPr>
-          <w:t xml:space="preserve">Coursera</w:t>
-        </w:r>
-      </w:hyperlink>
-    </w:p>
-    <w:p>
-      <w:pPr>
-        <w:numPr>
-          <w:ilvl w:val="0"/>
-          <w:numId w:val="1012"/>
-        </w:numPr>
-        <w:pStyle w:val="Compact"/>
-      </w:pPr>
-      <w:r>
-        <w:t xml:space="preserve">2016, Algorithms: Design and Analysis, Part 1,</w:t>
       </w:r>
       <w:r>
         <w:t xml:space="preserve"> </w:t>
@@ -2069,7 +2072,7 @@
         <w:pStyle w:val="Compact"/>
       </w:pPr>
       <w:r>
-        <w:t xml:space="preserve">2016, Economics for non-economists,</w:t>
+        <w:t xml:space="preserve">2016, Algorithms: Design and Analysis, Part 1,</w:t>
       </w:r>
       <w:r>
         <w:t xml:space="preserve"> </w:t>
@@ -2092,7 +2095,7 @@
         <w:pStyle w:val="Compact"/>
       </w:pPr>
       <w:r>
-        <w:t xml:space="preserve">2016, Game Theory,</w:t>
+        <w:t xml:space="preserve">2016, Economics for non-economists,</w:t>
       </w:r>
       <w:r>
         <w:t xml:space="preserve"> </w:t>
@@ -2115,7 +2118,7 @@
         <w:pStyle w:val="Compact"/>
       </w:pPr>
       <w:r>
-        <w:t xml:space="preserve">2016, Machine Learning,</w:t>
+        <w:t xml:space="preserve">2016, Game Theory,</w:t>
       </w:r>
       <w:r>
         <w:t xml:space="preserve"> </w:t>
@@ -2138,7 +2141,7 @@
         <w:pStyle w:val="Compact"/>
       </w:pPr>
       <w:r>
-        <w:t xml:space="preserve">2016, An introduction to machine learning,</w:t>
+        <w:t xml:space="preserve">2016, Machine Learning,</w:t>
       </w:r>
       <w:r>
         <w:t xml:space="preserve"> </w:t>
@@ -2154,13 +2157,36 @@
     </w:p>
     <w:p>
       <w:pPr>
+        <w:numPr>
+          <w:ilvl w:val="0"/>
+          <w:numId w:val="1012"/>
+        </w:numPr>
+        <w:pStyle w:val="Compact"/>
+      </w:pPr>
+      <w:r>
+        <w:t xml:space="preserve">2016, An introduction to machine learning,</w:t>
+      </w:r>
+      <w:r>
+        <w:t xml:space="preserve"> </w:t>
+      </w:r>
+      <w:hyperlink r:id="rId73">
+        <w:r>
+          <w:rPr>
+            <w:rStyle w:val="InternetLink"/>
+          </w:rPr>
+          <w:t xml:space="preserve">Coursera</w:t>
+        </w:r>
+      </w:hyperlink>
+    </w:p>
+    <w:p>
+      <w:pPr>
         <w:pStyle w:val="Heading1"/>
       </w:pPr>
-      <w:bookmarkStart w:id="73" w:name="resume"/>
+      <w:bookmarkStart w:id="74" w:name="resume"/>
       <w:r>
         <w:t xml:space="preserve">Resume</w:t>
       </w:r>
-      <w:bookmarkEnd w:id="73"/>
+      <w:bookmarkEnd w:id="74"/>
     </w:p>
     <w:p>
       <w:pPr>
@@ -2172,7 +2198,7 @@
       <w:r>
         <w:t xml:space="preserve"> </w:t>
       </w:r>
-      <w:hyperlink r:id="rId25">
+      <w:hyperlink r:id="rId26">
         <w:r>
           <w:rPr>
             <w:rStyle w:val="InternetLink"/>

--- a/doc/cv/cv.docx
+++ b/doc/cv/cv.docx
@@ -918,6 +918,22 @@
     </w:p>
     <w:p>
       <w:pPr>
+        <w:numPr>
+          <w:ilvl w:val="0"/>
+          <w:numId w:val="1002"/>
+        </w:numPr>
+        <w:pStyle w:val="Compact"/>
+      </w:pPr>
+      <w:r>
+        <w:t xml:space="preserve">Implemented and delivered the semantic encoder with medical/health specialization (Python, PyTorch, multi-GPU)</w:t>
+      </w:r>
+    </w:p>
+    <w:p>
+      <w:pPr>
+        <w:numPr>
+          <w:ilvl w:val="0"/>
+          <w:numId w:val="1002"/>
+        </w:numPr>
         <w:pStyle w:val="Heading2"/>
       </w:pPr>
       <w:bookmarkStart w:id="34" w:name="deutsche-bank"/>
@@ -1957,7 +1973,7 @@
         <w:pStyle w:val="Compact"/>
       </w:pPr>
       <w:r>
-        <w:t xml:space="preserve">2024, Generative AI for Everyone,</w:t>
+        <w:t xml:space="preserve">2026, Retrieval Augmented Generation (RAG),</w:t>
       </w:r>
       <w:r>
         <w:t xml:space="preserve"> </w:t>
@@ -1980,7 +1996,7 @@
         <w:pStyle w:val="Compact"/>
       </w:pPr>
       <w:r>
-        <w:t xml:space="preserve">2024, Generative AI with Large Language Models,</w:t>
+        <w:t xml:space="preserve">2024, Generative AI for Everyone,</w:t>
       </w:r>
       <w:r>
         <w:t xml:space="preserve"> </w:t>
@@ -2003,12 +2019,35 @@
         <w:pStyle w:val="Compact"/>
       </w:pPr>
       <w:r>
+        <w:t xml:space="preserve">2024, Generative AI with Large Language Models,</w:t>
+      </w:r>
+      <w:r>
+        <w:t xml:space="preserve"> </w:t>
+      </w:r>
+      <w:hyperlink r:id="rId66">
+        <w:r>
+          <w:rPr>
+            <w:rStyle w:val="InternetLink"/>
+          </w:rPr>
+          <w:t xml:space="preserve">Coursera</w:t>
+        </w:r>
+      </w:hyperlink>
+    </w:p>
+    <w:p>
+      <w:pPr>
+        <w:numPr>
+          <w:ilvl w:val="0"/>
+          <w:numId w:val="1012"/>
+        </w:numPr>
+        <w:pStyle w:val="Compact"/>
+      </w:pPr>
+      <w:r>
         <w:t xml:space="preserve">2020, Become a Manager,</w:t>
       </w:r>
       <w:r>
         <w:t xml:space="preserve"> </w:t>
       </w:r>
-      <w:hyperlink r:id="rId66">
+      <w:hyperlink r:id="rId67">
         <w:r>
           <w:rPr>
             <w:rStyle w:val="InternetLink"/>
@@ -2031,7 +2070,7 @@
       <w:r>
         <w:t xml:space="preserve"> </w:t>
       </w:r>
-      <w:hyperlink r:id="rId67">
+      <w:hyperlink r:id="rId68">
         <w:r>
           <w:rPr>
             <w:rStyle w:val="InternetLink"/>
@@ -2050,29 +2089,6 @@
       </w:pPr>
       <w:r>
         <w:t xml:space="preserve">2016, Algorithms: Design and Analysis, Part 2,</w:t>
-      </w:r>
-      <w:r>
-        <w:t xml:space="preserve"> </w:t>
-      </w:r>
-      <w:hyperlink r:id="rId68">
-        <w:r>
-          <w:rPr>
-            <w:rStyle w:val="InternetLink"/>
-          </w:rPr>
-          <w:t xml:space="preserve">Coursera</w:t>
-        </w:r>
-      </w:hyperlink>
-    </w:p>
-    <w:p>
-      <w:pPr>
-        <w:numPr>
-          <w:ilvl w:val="0"/>
-          <w:numId w:val="1012"/>
-        </w:numPr>
-        <w:pStyle w:val="Compact"/>
-      </w:pPr>
-      <w:r>
-        <w:t xml:space="preserve">2016, Algorithms: Design and Analysis, Part 1,</w:t>
       </w:r>
       <w:r>
         <w:t xml:space="preserve"> </w:t>
@@ -2095,7 +2111,7 @@
         <w:pStyle w:val="Compact"/>
       </w:pPr>
       <w:r>
-        <w:t xml:space="preserve">2016, Economics for non-economists,</w:t>
+        <w:t xml:space="preserve">2016, Algorithms: Design and Analysis, Part 1,</w:t>
       </w:r>
       <w:r>
         <w:t xml:space="preserve"> </w:t>
@@ -2118,7 +2134,7 @@
         <w:pStyle w:val="Compact"/>
       </w:pPr>
       <w:r>
-        <w:t xml:space="preserve">2016, Game Theory,</w:t>
+        <w:t xml:space="preserve">2016, Economics for non-economists,</w:t>
       </w:r>
       <w:r>
         <w:t xml:space="preserve"> </w:t>
@@ -2141,7 +2157,7 @@
         <w:pStyle w:val="Compact"/>
       </w:pPr>
       <w:r>
-        <w:t xml:space="preserve">2016, Machine Learning,</w:t>
+        <w:t xml:space="preserve">2016, Game Theory,</w:t>
       </w:r>
       <w:r>
         <w:t xml:space="preserve"> </w:t>
@@ -2164,7 +2180,7 @@
         <w:pStyle w:val="Compact"/>
       </w:pPr>
       <w:r>
-        <w:t xml:space="preserve">2016, An introduction to machine learning,</w:t>
+        <w:t xml:space="preserve">2016, Machine Learning,</w:t>
       </w:r>
       <w:r>
         <w:t xml:space="preserve"> </w:t>
@@ -2180,13 +2196,36 @@
     </w:p>
     <w:p>
       <w:pPr>
+        <w:numPr>
+          <w:ilvl w:val="0"/>
+          <w:numId w:val="1012"/>
+        </w:numPr>
+        <w:pStyle w:val="Compact"/>
+      </w:pPr>
+      <w:r>
+        <w:t xml:space="preserve">2016, An introduction to machine learning,</w:t>
+      </w:r>
+      <w:r>
+        <w:t xml:space="preserve"> </w:t>
+      </w:r>
+      <w:hyperlink r:id="rId74">
+        <w:r>
+          <w:rPr>
+            <w:rStyle w:val="InternetLink"/>
+          </w:rPr>
+          <w:t xml:space="preserve">Coursera</w:t>
+        </w:r>
+      </w:hyperlink>
+    </w:p>
+    <w:p>
+      <w:pPr>
         <w:pStyle w:val="Heading1"/>
       </w:pPr>
-      <w:bookmarkStart w:id="74" w:name="resume"/>
+      <w:bookmarkStart w:id="75" w:name="resume"/>
       <w:r>
         <w:t xml:space="preserve">Resume</w:t>
       </w:r>
-      <w:bookmarkEnd w:id="74"/>
+      <w:bookmarkEnd w:id="75"/>
     </w:p>
     <w:p>
       <w:pPr>

--- a/doc/cv/cv.docx
+++ b/doc/cv/cv.docx
@@ -925,28 +925,41 @@
         <w:pStyle w:val="Compact"/>
       </w:pPr>
       <w:r>
-        <w:t xml:space="preserve">Implemented and delivered the semantic encoder with medical/health specialization (Python, PyTorch, multi-GPU)</w:t>
-      </w:r>
-    </w:p>
-    <w:p>
-      <w:pPr>
-        <w:numPr>
-          <w:ilvl w:val="0"/>
-          <w:numId w:val="1002"/>
-        </w:numPr>
+        <w:t xml:space="preserve">Implemented and delivered the</w:t>
+      </w:r>
+      <w:r>
+        <w:t xml:space="preserve"> </w:t>
+      </w:r>
+      <w:hyperlink r:id="rId34">
+        <w:r>
+          <w:rPr>
+            <w:rStyle w:val="InternetLink"/>
+          </w:rPr>
+          <w:t xml:space="preserve">semantic encoder</w:t>
+        </w:r>
+      </w:hyperlink>
+      <w:r>
+        <w:t xml:space="preserve"> </w:t>
+      </w:r>
+      <w:r>
+        <w:t xml:space="preserve">with medical/health specialization (Python, PyTorch, multi-GPU)</w:t>
+      </w:r>
+    </w:p>
+    <w:p>
+      <w:pPr>
         <w:pStyle w:val="Heading2"/>
       </w:pPr>
-      <w:bookmarkStart w:id="34" w:name="deutsche-bank"/>
+      <w:bookmarkStart w:id="35" w:name="deutsche-bank"/>
       <w:r>
         <w:t xml:space="preserve">Deutsche Bank</w:t>
       </w:r>
-      <w:bookmarkEnd w:id="34"/>
+      <w:bookmarkEnd w:id="35"/>
     </w:p>
     <w:p>
       <w:pPr>
         <w:pStyle w:val="FirstParagraph"/>
       </w:pPr>
-      <w:hyperlink r:id="rId35">
+      <w:hyperlink r:id="rId36">
         <w:r>
           <w:rPr>
             <w:rStyle w:val="InternetLink"/>
@@ -962,11 +975,11 @@
       <w:pPr>
         <w:pStyle w:val="Heading3"/>
       </w:pPr>
-      <w:bookmarkStart w:id="36" w:name="X889a642b95d32ce7311e25fa07de8cdfbc03b20"/>
+      <w:bookmarkStart w:id="37" w:name="X889a642b95d32ce7311e25fa07de8cdfbc03b20"/>
       <w:r>
         <w:t xml:space="preserve">Senior Software Java Engineer, AVP (Jun 2016 — Feb 2017)</w:t>
       </w:r>
-      <w:bookmarkEnd w:id="36"/>
+      <w:bookmarkEnd w:id="37"/>
     </w:p>
     <w:p>
       <w:pPr>
@@ -1070,17 +1083,17 @@
       <w:pPr>
         <w:pStyle w:val="Heading2"/>
       </w:pPr>
-      <w:bookmarkStart w:id="37" w:name="ok.ru"/>
+      <w:bookmarkStart w:id="38" w:name="ok.ru"/>
       <w:r>
         <w:t xml:space="preserve">OK.ru</w:t>
       </w:r>
-      <w:bookmarkEnd w:id="37"/>
+      <w:bookmarkEnd w:id="38"/>
     </w:p>
     <w:p>
       <w:pPr>
         <w:pStyle w:val="FirstParagraph"/>
       </w:pPr>
-      <w:hyperlink r:id="rId38">
+      <w:hyperlink r:id="rId39">
         <w:r>
           <w:rPr>
             <w:rStyle w:val="InternetLink"/>
@@ -1096,11 +1109,11 @@
       <w:pPr>
         <w:pStyle w:val="Heading3"/>
       </w:pPr>
-      <w:bookmarkStart w:id="39" w:name="Xa7b6bd34b0929eb8d3a0feb85fbc2bdef344085"/>
+      <w:bookmarkStart w:id="40" w:name="Xa7b6bd34b0929eb8d3a0feb85fbc2bdef344085"/>
       <w:r>
         <w:t xml:space="preserve">Senior Software Java Developer (Oct 2012 — May 2016)</w:t>
       </w:r>
-      <w:bookmarkEnd w:id="39"/>
+      <w:bookmarkEnd w:id="40"/>
     </w:p>
     <w:p>
       <w:pPr>
@@ -1204,17 +1217,17 @@
       <w:pPr>
         <w:pStyle w:val="Heading2"/>
       </w:pPr>
-      <w:bookmarkStart w:id="40" w:name="headhunter-group"/>
+      <w:bookmarkStart w:id="41" w:name="headhunter-group"/>
       <w:r>
         <w:t xml:space="preserve">HeadHunter Group</w:t>
       </w:r>
-      <w:bookmarkEnd w:id="40"/>
+      <w:bookmarkEnd w:id="41"/>
     </w:p>
     <w:p>
       <w:pPr>
         <w:pStyle w:val="FirstParagraph"/>
       </w:pPr>
-      <w:hyperlink r:id="rId41">
+      <w:hyperlink r:id="rId42">
         <w:r>
           <w:rPr>
             <w:rStyle w:val="InternetLink"/>
@@ -1230,11 +1243,11 @@
       <w:pPr>
         <w:pStyle w:val="Heading3"/>
       </w:pPr>
-      <w:bookmarkStart w:id="42" w:name="X94548ef97e9e6cb0b097b05ed9eeedcc016e0b4"/>
+      <w:bookmarkStart w:id="43" w:name="X94548ef97e9e6cb0b097b05ed9eeedcc016e0b4"/>
       <w:r>
         <w:t xml:space="preserve">Team lead, Software Developer (Jun 2011 — Oct 2012)</w:t>
       </w:r>
-      <w:bookmarkEnd w:id="42"/>
+      <w:bookmarkEnd w:id="43"/>
     </w:p>
     <w:p>
       <w:pPr>
@@ -1308,11 +1321,11 @@
       <w:pPr>
         <w:pStyle w:val="Heading2"/>
       </w:pPr>
-      <w:bookmarkStart w:id="43" w:name="luxoftubs"/>
+      <w:bookmarkStart w:id="44" w:name="luxoftubs"/>
       <w:r>
         <w:t xml:space="preserve">Luxoft/UBS</w:t>
       </w:r>
-      <w:bookmarkEnd w:id="43"/>
+      <w:bookmarkEnd w:id="44"/>
     </w:p>
     <w:p>
       <w:pPr>
@@ -1326,11 +1339,11 @@
       <w:pPr>
         <w:pStyle w:val="Heading3"/>
       </w:pPr>
-      <w:bookmarkStart w:id="44" w:name="X4ea921f47a67f8311240eef3f92862cbc8b1ce0"/>
+      <w:bookmarkStart w:id="45" w:name="X4ea921f47a67f8311240eef3f92862cbc8b1ce0"/>
       <w:r>
         <w:t xml:space="preserve">Senior software developer (Jun 2010 — Jun 2011)</w:t>
       </w:r>
-      <w:bookmarkEnd w:id="44"/>
+      <w:bookmarkEnd w:id="45"/>
     </w:p>
     <w:p>
       <w:pPr>
@@ -1412,11 +1425,11 @@
       <w:pPr>
         <w:pStyle w:val="Heading2"/>
       </w:pPr>
-      <w:bookmarkStart w:id="45" w:name="internet-lotto-ltd"/>
+      <w:bookmarkStart w:id="46" w:name="internet-lotto-ltd"/>
       <w:r>
         <w:t xml:space="preserve">Internet Lotto Ltd</w:t>
       </w:r>
-      <w:bookmarkEnd w:id="45"/>
+      <w:bookmarkEnd w:id="46"/>
     </w:p>
     <w:p>
       <w:pPr>
@@ -1430,11 +1443,11 @@
       <w:pPr>
         <w:pStyle w:val="Heading3"/>
       </w:pPr>
-      <w:bookmarkStart w:id="46" w:name="Xacf161e1d25df3a5648cf2978066ada49c04e0c"/>
+      <w:bookmarkStart w:id="47" w:name="Xacf161e1d25df3a5648cf2978066ada49c04e0c"/>
       <w:r>
         <w:t xml:space="preserve">Team lead, Software developer (Sep 2008 — Jun 2010)</w:t>
       </w:r>
-      <w:bookmarkEnd w:id="46"/>
+      <w:bookmarkEnd w:id="47"/>
     </w:p>
     <w:p>
       <w:pPr>
@@ -1538,17 +1551,17 @@
       <w:pPr>
         <w:pStyle w:val="Heading2"/>
       </w:pPr>
-      <w:bookmarkStart w:id="47" w:name="moneta.ru"/>
+      <w:bookmarkStart w:id="48" w:name="moneta.ru"/>
       <w:r>
         <w:t xml:space="preserve">Moneta.ru</w:t>
       </w:r>
-      <w:bookmarkEnd w:id="47"/>
+      <w:bookmarkEnd w:id="48"/>
     </w:p>
     <w:p>
       <w:pPr>
         <w:pStyle w:val="FirstParagraph"/>
       </w:pPr>
-      <w:hyperlink r:id="rId48">
+      <w:hyperlink r:id="rId49">
         <w:r>
           <w:rPr>
             <w:rStyle w:val="InternetLink"/>
@@ -1564,11 +1577,11 @@
       <w:pPr>
         <w:pStyle w:val="Heading3"/>
       </w:pPr>
-      <w:bookmarkStart w:id="49" w:name="software-developer-mar-2007-sep-2008"/>
+      <w:bookmarkStart w:id="50" w:name="software-developer-mar-2007-sep-2008"/>
       <w:r>
         <w:t xml:space="preserve">Software developer (Mar 2007 — Sep 2008)</w:t>
       </w:r>
-      <w:bookmarkEnd w:id="49"/>
+      <w:bookmarkEnd w:id="50"/>
     </w:p>
     <w:p>
       <w:pPr>
@@ -1638,17 +1651,17 @@
       <w:pPr>
         <w:pStyle w:val="Heading2"/>
       </w:pPr>
-      <w:bookmarkStart w:id="50" w:name="chromatec-scb-llc"/>
+      <w:bookmarkStart w:id="51" w:name="chromatec-scb-llc"/>
       <w:r>
         <w:t xml:space="preserve">Chromatec SCB LLC</w:t>
       </w:r>
-      <w:bookmarkEnd w:id="50"/>
+      <w:bookmarkEnd w:id="51"/>
     </w:p>
     <w:p>
       <w:pPr>
         <w:pStyle w:val="FirstParagraph"/>
       </w:pPr>
-      <w:hyperlink r:id="rId51">
+      <w:hyperlink r:id="rId52">
         <w:r>
           <w:rPr>
             <w:rStyle w:val="InternetLink"/>
@@ -1664,11 +1677,11 @@
       <w:pPr>
         <w:pStyle w:val="Heading3"/>
       </w:pPr>
-      <w:bookmarkStart w:id="52" w:name="X88af2f1c5686abce87ad213cdb768dcb60ed662"/>
+      <w:bookmarkStart w:id="53" w:name="X88af2f1c5686abce87ad213cdb768dcb60ed662"/>
       <w:r>
         <w:t xml:space="preserve">Team lead, Software Developer, Electronics Engineer (1996 — 2007)</w:t>
       </w:r>
-      <w:bookmarkEnd w:id="52"/>
+      <w:bookmarkEnd w:id="53"/>
     </w:p>
     <w:p>
       <w:pPr>
@@ -1724,21 +1737,21 @@
       <w:pPr>
         <w:pStyle w:val="Heading1"/>
       </w:pPr>
-      <w:bookmarkStart w:id="53" w:name="open-source-projects"/>
+      <w:bookmarkStart w:id="54" w:name="open-source-projects"/>
       <w:r>
         <w:t xml:space="preserve">Open Source projects</w:t>
       </w:r>
-      <w:bookmarkEnd w:id="53"/>
+      <w:bookmarkEnd w:id="54"/>
     </w:p>
     <w:p>
       <w:pPr>
         <w:pStyle w:val="Heading2"/>
       </w:pPr>
-      <w:bookmarkStart w:id="54" w:name="net-crusher-2016"/>
+      <w:bookmarkStart w:id="55" w:name="net-crusher-2016"/>
       <w:r>
         <w:t xml:space="preserve">net-crusher (2016)</w:t>
       </w:r>
-      <w:bookmarkEnd w:id="54"/>
+      <w:bookmarkEnd w:id="55"/>
     </w:p>
     <w:p>
       <w:pPr>
@@ -1750,7 +1763,7 @@
       <w:r>
         <w:t xml:space="preserve"> </w:t>
       </w:r>
-      <w:hyperlink r:id="rId55">
+      <w:hyperlink r:id="rId56">
         <w:r>
           <w:rPr>
             <w:rStyle w:val="InternetLink"/>
@@ -1764,7 +1777,7 @@
       <w:r>
         <w:t xml:space="preserve"> </w:t>
       </w:r>
-      <w:hyperlink r:id="rId56">
+      <w:hyperlink r:id="rId57">
         <w:r>
           <w:rPr>
             <w:rStyle w:val="InternetLink"/>
@@ -1778,7 +1791,7 @@
       <w:r>
         <w:t xml:space="preserve"> </w:t>
       </w:r>
-      <w:hyperlink r:id="rId57">
+      <w:hyperlink r:id="rId58">
         <w:r>
           <w:rPr>
             <w:rStyle w:val="InternetLink"/>
@@ -1791,11 +1804,11 @@
       <w:pPr>
         <w:pStyle w:val="Heading2"/>
       </w:pPr>
-      <w:bookmarkStart w:id="58" w:name="protobuf-2016"/>
+      <w:bookmarkStart w:id="59" w:name="protobuf-2016"/>
       <w:r>
         <w:t xml:space="preserve">protobuf (2016)</w:t>
       </w:r>
-      <w:bookmarkEnd w:id="58"/>
+      <w:bookmarkEnd w:id="59"/>
     </w:p>
     <w:p>
       <w:pPr>
@@ -1807,7 +1820,7 @@
       <w:r>
         <w:t xml:space="preserve"> </w:t>
       </w:r>
-      <w:hyperlink r:id="rId59">
+      <w:hyperlink r:id="rId60">
         <w:r>
           <w:rPr>
             <w:rStyle w:val="InternetLink"/>
@@ -1820,21 +1833,21 @@
       <w:pPr>
         <w:pStyle w:val="Heading1"/>
       </w:pPr>
-      <w:bookmarkStart w:id="60" w:name="education"/>
+      <w:bookmarkStart w:id="61" w:name="education"/>
       <w:r>
         <w:t xml:space="preserve">Education</w:t>
       </w:r>
-      <w:bookmarkEnd w:id="60"/>
+      <w:bookmarkEnd w:id="61"/>
     </w:p>
     <w:p>
       <w:pPr>
         <w:pStyle w:val="Heading2"/>
       </w:pPr>
-      <w:bookmarkStart w:id="61" w:name="X804a14dbfe4ed62e151a2ab3978bf04ed6638fc"/>
+      <w:bookmarkStart w:id="62" w:name="X804a14dbfe4ed62e151a2ab3978bf04ed6638fc"/>
       <w:r>
         <w:t xml:space="preserve">Mari State Technical University (1994 — 1999)</w:t>
       </w:r>
-      <w:bookmarkEnd w:id="61"/>
+      <w:bookmarkEnd w:id="62"/>
     </w:p>
     <w:p>
       <w:pPr>
@@ -1900,11 +1913,11 @@
       <w:pPr>
         <w:pStyle w:val="Heading2"/>
       </w:pPr>
-      <w:bookmarkStart w:id="62" w:name="mari-state-university-2002-2003"/>
+      <w:bookmarkStart w:id="63" w:name="mari-state-university-2002-2003"/>
       <w:r>
         <w:t xml:space="preserve">Mari State University (2002 — 2003)</w:t>
       </w:r>
-      <w:bookmarkEnd w:id="62"/>
+      <w:bookmarkEnd w:id="63"/>
     </w:p>
     <w:p>
       <w:pPr>
@@ -1958,11 +1971,11 @@
       <w:pPr>
         <w:pStyle w:val="Heading2"/>
       </w:pPr>
-      <w:bookmarkStart w:id="63" w:name="additional"/>
+      <w:bookmarkStart w:id="64" w:name="additional"/>
       <w:r>
         <w:t xml:space="preserve">Additional</w:t>
       </w:r>
-      <w:bookmarkEnd w:id="63"/>
+      <w:bookmarkEnd w:id="64"/>
     </w:p>
     <w:p>
       <w:pPr>
@@ -1974,29 +1987,6 @@
       </w:pPr>
       <w:r>
         <w:t xml:space="preserve">2026, Retrieval Augmented Generation (RAG),</w:t>
-      </w:r>
-      <w:r>
-        <w:t xml:space="preserve"> </w:t>
-      </w:r>
-      <w:hyperlink r:id="rId64">
-        <w:r>
-          <w:rPr>
-            <w:rStyle w:val="InternetLink"/>
-          </w:rPr>
-          <w:t xml:space="preserve">Coursera</w:t>
-        </w:r>
-      </w:hyperlink>
-    </w:p>
-    <w:p>
-      <w:pPr>
-        <w:numPr>
-          <w:ilvl w:val="0"/>
-          <w:numId w:val="1012"/>
-        </w:numPr>
-        <w:pStyle w:val="Compact"/>
-      </w:pPr>
-      <w:r>
-        <w:t xml:space="preserve">2024, Generative AI for Everyone,</w:t>
       </w:r>
       <w:r>
         <w:t xml:space="preserve"> </w:t>
@@ -2019,7 +2009,7 @@
         <w:pStyle w:val="Compact"/>
       </w:pPr>
       <w:r>
-        <w:t xml:space="preserve">2024, Generative AI with Large Language Models,</w:t>
+        <w:t xml:space="preserve">2024, Generative AI for Everyone,</w:t>
       </w:r>
       <w:r>
         <w:t xml:space="preserve"> </w:t>
@@ -2042,12 +2032,35 @@
         <w:pStyle w:val="Compact"/>
       </w:pPr>
       <w:r>
+        <w:t xml:space="preserve">2024, Generative AI with Large Language Models,</w:t>
+      </w:r>
+      <w:r>
+        <w:t xml:space="preserve"> </w:t>
+      </w:r>
+      <w:hyperlink r:id="rId67">
+        <w:r>
+          <w:rPr>
+            <w:rStyle w:val="InternetLink"/>
+          </w:rPr>
+          <w:t xml:space="preserve">Coursera</w:t>
+        </w:r>
+      </w:hyperlink>
+    </w:p>
+    <w:p>
+      <w:pPr>
+        <w:numPr>
+          <w:ilvl w:val="0"/>
+          <w:numId w:val="1012"/>
+        </w:numPr>
+        <w:pStyle w:val="Compact"/>
+      </w:pPr>
+      <w:r>
         <w:t xml:space="preserve">2020, Become a Manager,</w:t>
       </w:r>
       <w:r>
         <w:t xml:space="preserve"> </w:t>
       </w:r>
-      <w:hyperlink r:id="rId67">
+      <w:hyperlink r:id="rId68">
         <w:r>
           <w:rPr>
             <w:rStyle w:val="InternetLink"/>
@@ -2070,7 +2083,7 @@
       <w:r>
         <w:t xml:space="preserve"> </w:t>
       </w:r>
-      <w:hyperlink r:id="rId68">
+      <w:hyperlink r:id="rId69">
         <w:r>
           <w:rPr>
             <w:rStyle w:val="InternetLink"/>
@@ -2089,29 +2102,6 @@
       </w:pPr>
       <w:r>
         <w:t xml:space="preserve">2016, Algorithms: Design and Analysis, Part 2,</w:t>
-      </w:r>
-      <w:r>
-        <w:t xml:space="preserve"> </w:t>
-      </w:r>
-      <w:hyperlink r:id="rId69">
-        <w:r>
-          <w:rPr>
-            <w:rStyle w:val="InternetLink"/>
-          </w:rPr>
-          <w:t xml:space="preserve">Coursera</w:t>
-        </w:r>
-      </w:hyperlink>
-    </w:p>
-    <w:p>
-      <w:pPr>
-        <w:numPr>
-          <w:ilvl w:val="0"/>
-          <w:numId w:val="1012"/>
-        </w:numPr>
-        <w:pStyle w:val="Compact"/>
-      </w:pPr>
-      <w:r>
-        <w:t xml:space="preserve">2016, Algorithms: Design and Analysis, Part 1,</w:t>
       </w:r>
       <w:r>
         <w:t xml:space="preserve"> </w:t>
@@ -2134,7 +2124,7 @@
         <w:pStyle w:val="Compact"/>
       </w:pPr>
       <w:r>
-        <w:t xml:space="preserve">2016, Economics for non-economists,</w:t>
+        <w:t xml:space="preserve">2016, Algorithms: Design and Analysis, Part 1,</w:t>
       </w:r>
       <w:r>
         <w:t xml:space="preserve"> </w:t>
@@ -2157,7 +2147,7 @@
         <w:pStyle w:val="Compact"/>
       </w:pPr>
       <w:r>
-        <w:t xml:space="preserve">2016, Game Theory,</w:t>
+        <w:t xml:space="preserve">2016, Economics for non-economists,</w:t>
       </w:r>
       <w:r>
         <w:t xml:space="preserve"> </w:t>
@@ -2180,7 +2170,7 @@
         <w:pStyle w:val="Compact"/>
       </w:pPr>
       <w:r>
-        <w:t xml:space="preserve">2016, Machine Learning,</w:t>
+        <w:t xml:space="preserve">2016, Game Theory,</w:t>
       </w:r>
       <w:r>
         <w:t xml:space="preserve"> </w:t>
@@ -2203,7 +2193,7 @@
         <w:pStyle w:val="Compact"/>
       </w:pPr>
       <w:r>
-        <w:t xml:space="preserve">2016, An introduction to machine learning,</w:t>
+        <w:t xml:space="preserve">2016, Machine Learning,</w:t>
       </w:r>
       <w:r>
         <w:t xml:space="preserve"> </w:t>
@@ -2219,13 +2209,36 @@
     </w:p>
     <w:p>
       <w:pPr>
+        <w:numPr>
+          <w:ilvl w:val="0"/>
+          <w:numId w:val="1012"/>
+        </w:numPr>
+        <w:pStyle w:val="Compact"/>
+      </w:pPr>
+      <w:r>
+        <w:t xml:space="preserve">2016, An introduction to machine learning,</w:t>
+      </w:r>
+      <w:r>
+        <w:t xml:space="preserve"> </w:t>
+      </w:r>
+      <w:hyperlink r:id="rId75">
+        <w:r>
+          <w:rPr>
+            <w:rStyle w:val="InternetLink"/>
+          </w:rPr>
+          <w:t xml:space="preserve">Coursera</w:t>
+        </w:r>
+      </w:hyperlink>
+    </w:p>
+    <w:p>
+      <w:pPr>
         <w:pStyle w:val="Heading1"/>
       </w:pPr>
-      <w:bookmarkStart w:id="75" w:name="resume"/>
+      <w:bookmarkStart w:id="76" w:name="resume"/>
       <w:r>
         <w:t xml:space="preserve">Resume</w:t>
       </w:r>
-      <w:bookmarkEnd w:id="75"/>
+      <w:bookmarkEnd w:id="76"/>
     </w:p>
     <w:p>
       <w:pPr>

--- a/doc/cv/cv.docx
+++ b/doc/cv/cv.docx
@@ -942,7 +942,7 @@
         <w:t xml:space="preserve"> </w:t>
       </w:r>
       <w:r>
-        <w:t xml:space="preserve">with medical/health specialization (Python, PyTorch, multi-GPU)</w:t>
+        <w:t xml:space="preserve">with medical/health specialization (Python, PyTorch, Lightning, Hugging Face, multi-GPU)</w:t>
       </w:r>
     </w:p>
     <w:p>

--- a/doc/cv/cv.docx
+++ b/doc/cv/cv.docx
@@ -947,19 +947,84 @@
     </w:p>
     <w:p>
       <w:pPr>
+        <w:numPr>
+          <w:ilvl w:val="0"/>
+          <w:numId w:val="1002"/>
+        </w:numPr>
+        <w:pStyle w:val="Compact"/>
+      </w:pPr>
+      <w:r>
+        <w:t xml:space="preserve">Implemented and the</w:t>
+      </w:r>
+      <w:r>
+        <w:t xml:space="preserve"> </w:t>
+      </w:r>
+      <w:hyperlink r:id="rId35">
+        <w:r>
+          <w:rPr>
+            <w:rStyle w:val="InternetLink"/>
+          </w:rPr>
+          <w:t xml:space="preserve">AI/LLM</w:t>
+        </w:r>
+        <w:r>
+          <w:rPr>
+            <w:rStyle w:val="InternetLink"/>
+          </w:rPr>
+          <w:t xml:space="preserve"> </w:t>
+        </w:r>
+        <w:r>
+          <w:rPr>
+            <w:rStyle w:val="InternetLink"/>
+          </w:rPr>
+          <w:t xml:space="preserve">“</w:t>
+        </w:r>
+        <w:r>
+          <w:rPr>
+            <w:rStyle w:val="InternetLink"/>
+          </w:rPr>
+          <w:t xml:space="preserve">Council</w:t>
+        </w:r>
+        <w:r>
+          <w:rPr>
+            <w:rStyle w:val="InternetLink"/>
+          </w:rPr>
+          <w:t xml:space="preserve">”</w:t>
+        </w:r>
+        <w:r>
+          <w:rPr>
+            <w:rStyle w:val="InternetLink"/>
+          </w:rPr>
+          <w:t xml:space="preserve"> </w:t>
+        </w:r>
+        <w:r>
+          <w:rPr>
+            <w:rStyle w:val="InternetLink"/>
+          </w:rPr>
+          <w:t xml:space="preserve">project</w:t>
+        </w:r>
+      </w:hyperlink>
+      <w:r>
+        <w:t xml:space="preserve"> </w:t>
+      </w:r>
+      <w:r>
+        <w:t xml:space="preserve">to build/improve ML model automatically base on the selected metrics (Python, ACP, Copilot CLI)</w:t>
+      </w:r>
+    </w:p>
+    <w:p>
+      <w:pPr>
         <w:pStyle w:val="Heading2"/>
       </w:pPr>
-      <w:bookmarkStart w:id="35" w:name="deutsche-bank"/>
+      <w:bookmarkStart w:id="36" w:name="deutsche-bank"/>
       <w:r>
         <w:t xml:space="preserve">Deutsche Bank</w:t>
       </w:r>
-      <w:bookmarkEnd w:id="35"/>
+      <w:bookmarkEnd w:id="36"/>
     </w:p>
     <w:p>
       <w:pPr>
         <w:pStyle w:val="FirstParagraph"/>
       </w:pPr>
-      <w:hyperlink r:id="rId36">
+      <w:hyperlink r:id="rId37">
         <w:r>
           <w:rPr>
             <w:rStyle w:val="InternetLink"/>
@@ -975,11 +1040,11 @@
       <w:pPr>
         <w:pStyle w:val="Heading3"/>
       </w:pPr>
-      <w:bookmarkStart w:id="37" w:name="X889a642b95d32ce7311e25fa07de8cdfbc03b20"/>
+      <w:bookmarkStart w:id="38" w:name="X889a642b95d32ce7311e25fa07de8cdfbc03b20"/>
       <w:r>
         <w:t xml:space="preserve">Senior Software Java Engineer, AVP (Jun 2016 — Feb 2017)</w:t>
       </w:r>
-      <w:bookmarkEnd w:id="37"/>
+      <w:bookmarkEnd w:id="38"/>
     </w:p>
     <w:p>
       <w:pPr>
@@ -1083,17 +1148,17 @@
       <w:pPr>
         <w:pStyle w:val="Heading2"/>
       </w:pPr>
-      <w:bookmarkStart w:id="38" w:name="ok.ru"/>
+      <w:bookmarkStart w:id="39" w:name="ok.ru"/>
       <w:r>
         <w:t xml:space="preserve">OK.ru</w:t>
       </w:r>
-      <w:bookmarkEnd w:id="38"/>
+      <w:bookmarkEnd w:id="39"/>
     </w:p>
     <w:p>
       <w:pPr>
         <w:pStyle w:val="FirstParagraph"/>
       </w:pPr>
-      <w:hyperlink r:id="rId39">
+      <w:hyperlink r:id="rId40">
         <w:r>
           <w:rPr>
             <w:rStyle w:val="InternetLink"/>
@@ -1109,11 +1174,11 @@
       <w:pPr>
         <w:pStyle w:val="Heading3"/>
       </w:pPr>
-      <w:bookmarkStart w:id="40" w:name="Xa7b6bd34b0929eb8d3a0feb85fbc2bdef344085"/>
+      <w:bookmarkStart w:id="41" w:name="Xa7b6bd34b0929eb8d3a0feb85fbc2bdef344085"/>
       <w:r>
         <w:t xml:space="preserve">Senior Software Java Developer (Oct 2012 — May 2016)</w:t>
       </w:r>
-      <w:bookmarkEnd w:id="40"/>
+      <w:bookmarkEnd w:id="41"/>
     </w:p>
     <w:p>
       <w:pPr>
@@ -1217,17 +1282,17 @@
       <w:pPr>
         <w:pStyle w:val="Heading2"/>
       </w:pPr>
-      <w:bookmarkStart w:id="41" w:name="headhunter-group"/>
+      <w:bookmarkStart w:id="42" w:name="headhunter-group"/>
       <w:r>
         <w:t xml:space="preserve">HeadHunter Group</w:t>
       </w:r>
-      <w:bookmarkEnd w:id="41"/>
+      <w:bookmarkEnd w:id="42"/>
     </w:p>
     <w:p>
       <w:pPr>
         <w:pStyle w:val="FirstParagraph"/>
       </w:pPr>
-      <w:hyperlink r:id="rId42">
+      <w:hyperlink r:id="rId43">
         <w:r>
           <w:rPr>
             <w:rStyle w:val="InternetLink"/>
@@ -1243,11 +1308,11 @@
       <w:pPr>
         <w:pStyle w:val="Heading3"/>
       </w:pPr>
-      <w:bookmarkStart w:id="43" w:name="X94548ef97e9e6cb0b097b05ed9eeedcc016e0b4"/>
+      <w:bookmarkStart w:id="44" w:name="X94548ef97e9e6cb0b097b05ed9eeedcc016e0b4"/>
       <w:r>
         <w:t xml:space="preserve">Team lead, Software Developer (Jun 2011 — Oct 2012)</w:t>
       </w:r>
-      <w:bookmarkEnd w:id="43"/>
+      <w:bookmarkEnd w:id="44"/>
     </w:p>
     <w:p>
       <w:pPr>
@@ -1321,11 +1386,11 @@
       <w:pPr>
         <w:pStyle w:val="Heading2"/>
       </w:pPr>
-      <w:bookmarkStart w:id="44" w:name="luxoftubs"/>
+      <w:bookmarkStart w:id="45" w:name="luxoftubs"/>
       <w:r>
         <w:t xml:space="preserve">Luxoft/UBS</w:t>
       </w:r>
-      <w:bookmarkEnd w:id="44"/>
+      <w:bookmarkEnd w:id="45"/>
     </w:p>
     <w:p>
       <w:pPr>
@@ -1339,11 +1404,11 @@
       <w:pPr>
         <w:pStyle w:val="Heading3"/>
       </w:pPr>
-      <w:bookmarkStart w:id="45" w:name="X4ea921f47a67f8311240eef3f92862cbc8b1ce0"/>
+      <w:bookmarkStart w:id="46" w:name="X4ea921f47a67f8311240eef3f92862cbc8b1ce0"/>
       <w:r>
         <w:t xml:space="preserve">Senior software developer (Jun 2010 — Jun 2011)</w:t>
       </w:r>
-      <w:bookmarkEnd w:id="45"/>
+      <w:bookmarkEnd w:id="46"/>
     </w:p>
     <w:p>
       <w:pPr>
@@ -1425,11 +1490,11 @@
       <w:pPr>
         <w:pStyle w:val="Heading2"/>
       </w:pPr>
-      <w:bookmarkStart w:id="46" w:name="internet-lotto-ltd"/>
+      <w:bookmarkStart w:id="47" w:name="internet-lotto-ltd"/>
       <w:r>
         <w:t xml:space="preserve">Internet Lotto Ltd</w:t>
       </w:r>
-      <w:bookmarkEnd w:id="46"/>
+      <w:bookmarkEnd w:id="47"/>
     </w:p>
     <w:p>
       <w:pPr>
@@ -1443,11 +1508,11 @@
       <w:pPr>
         <w:pStyle w:val="Heading3"/>
       </w:pPr>
-      <w:bookmarkStart w:id="47" w:name="Xacf161e1d25df3a5648cf2978066ada49c04e0c"/>
+      <w:bookmarkStart w:id="48" w:name="Xacf161e1d25df3a5648cf2978066ada49c04e0c"/>
       <w:r>
         <w:t xml:space="preserve">Team lead, Software developer (Sep 2008 — Jun 2010)</w:t>
       </w:r>
-      <w:bookmarkEnd w:id="47"/>
+      <w:bookmarkEnd w:id="48"/>
     </w:p>
     <w:p>
       <w:pPr>
@@ -1551,17 +1616,17 @@
       <w:pPr>
         <w:pStyle w:val="Heading2"/>
       </w:pPr>
-      <w:bookmarkStart w:id="48" w:name="moneta.ru"/>
+      <w:bookmarkStart w:id="49" w:name="moneta.ru"/>
       <w:r>
         <w:t xml:space="preserve">Moneta.ru</w:t>
       </w:r>
-      <w:bookmarkEnd w:id="48"/>
+      <w:bookmarkEnd w:id="49"/>
     </w:p>
     <w:p>
       <w:pPr>
         <w:pStyle w:val="FirstParagraph"/>
       </w:pPr>
-      <w:hyperlink r:id="rId49">
+      <w:hyperlink r:id="rId50">
         <w:r>
           <w:rPr>
             <w:rStyle w:val="InternetLink"/>
@@ -1577,11 +1642,11 @@
       <w:pPr>
         <w:pStyle w:val="Heading3"/>
       </w:pPr>
-      <w:bookmarkStart w:id="50" w:name="software-developer-mar-2007-sep-2008"/>
+      <w:bookmarkStart w:id="51" w:name="software-developer-mar-2007-sep-2008"/>
       <w:r>
         <w:t xml:space="preserve">Software developer (Mar 2007 — Sep 2008)</w:t>
       </w:r>
-      <w:bookmarkEnd w:id="50"/>
+      <w:bookmarkEnd w:id="51"/>
     </w:p>
     <w:p>
       <w:pPr>
@@ -1651,17 +1716,17 @@
       <w:pPr>
         <w:pStyle w:val="Heading2"/>
       </w:pPr>
-      <w:bookmarkStart w:id="51" w:name="chromatec-scb-llc"/>
+      <w:bookmarkStart w:id="52" w:name="chromatec-scb-llc"/>
       <w:r>
         <w:t xml:space="preserve">Chromatec SCB LLC</w:t>
       </w:r>
-      <w:bookmarkEnd w:id="51"/>
+      <w:bookmarkEnd w:id="52"/>
     </w:p>
     <w:p>
       <w:pPr>
         <w:pStyle w:val="FirstParagraph"/>
       </w:pPr>
-      <w:hyperlink r:id="rId52">
+      <w:hyperlink r:id="rId53">
         <w:r>
           <w:rPr>
             <w:rStyle w:val="InternetLink"/>
@@ -1677,11 +1742,11 @@
       <w:pPr>
         <w:pStyle w:val="Heading3"/>
       </w:pPr>
-      <w:bookmarkStart w:id="53" w:name="X88af2f1c5686abce87ad213cdb768dcb60ed662"/>
+      <w:bookmarkStart w:id="54" w:name="X88af2f1c5686abce87ad213cdb768dcb60ed662"/>
       <w:r>
         <w:t xml:space="preserve">Team lead, Software Developer, Electronics Engineer (1996 — 2007)</w:t>
       </w:r>
-      <w:bookmarkEnd w:id="53"/>
+      <w:bookmarkEnd w:id="54"/>
     </w:p>
     <w:p>
       <w:pPr>
@@ -1737,21 +1802,21 @@
       <w:pPr>
         <w:pStyle w:val="Heading1"/>
       </w:pPr>
-      <w:bookmarkStart w:id="54" w:name="open-source-projects"/>
+      <w:bookmarkStart w:id="55" w:name="open-source-projects"/>
       <w:r>
         <w:t xml:space="preserve">Open Source projects</w:t>
       </w:r>
-      <w:bookmarkEnd w:id="54"/>
+      <w:bookmarkEnd w:id="55"/>
     </w:p>
     <w:p>
       <w:pPr>
         <w:pStyle w:val="Heading2"/>
       </w:pPr>
-      <w:bookmarkStart w:id="55" w:name="net-crusher-2016"/>
+      <w:bookmarkStart w:id="56" w:name="net-crusher-2016"/>
       <w:r>
         <w:t xml:space="preserve">net-crusher (2016)</w:t>
       </w:r>
-      <w:bookmarkEnd w:id="55"/>
+      <w:bookmarkEnd w:id="56"/>
     </w:p>
     <w:p>
       <w:pPr>
@@ -1763,7 +1828,7 @@
       <w:r>
         <w:t xml:space="preserve"> </w:t>
       </w:r>
-      <w:hyperlink r:id="rId56">
+      <w:hyperlink r:id="rId57">
         <w:r>
           <w:rPr>
             <w:rStyle w:val="InternetLink"/>
@@ -1777,7 +1842,7 @@
       <w:r>
         <w:t xml:space="preserve"> </w:t>
       </w:r>
-      <w:hyperlink r:id="rId57">
+      <w:hyperlink r:id="rId58">
         <w:r>
           <w:rPr>
             <w:rStyle w:val="InternetLink"/>
@@ -1791,7 +1856,7 @@
       <w:r>
         <w:t xml:space="preserve"> </w:t>
       </w:r>
-      <w:hyperlink r:id="rId58">
+      <w:hyperlink r:id="rId59">
         <w:r>
           <w:rPr>
             <w:rStyle w:val="InternetLink"/>
@@ -1804,11 +1869,11 @@
       <w:pPr>
         <w:pStyle w:val="Heading2"/>
       </w:pPr>
-      <w:bookmarkStart w:id="59" w:name="protobuf-2016"/>
+      <w:bookmarkStart w:id="60" w:name="protobuf-2016"/>
       <w:r>
         <w:t xml:space="preserve">protobuf (2016)</w:t>
       </w:r>
-      <w:bookmarkEnd w:id="59"/>
+      <w:bookmarkEnd w:id="60"/>
     </w:p>
     <w:p>
       <w:pPr>
@@ -1820,7 +1885,7 @@
       <w:r>
         <w:t xml:space="preserve"> </w:t>
       </w:r>
-      <w:hyperlink r:id="rId60">
+      <w:hyperlink r:id="rId61">
         <w:r>
           <w:rPr>
             <w:rStyle w:val="InternetLink"/>
@@ -1833,21 +1898,21 @@
       <w:pPr>
         <w:pStyle w:val="Heading1"/>
       </w:pPr>
-      <w:bookmarkStart w:id="61" w:name="education"/>
+      <w:bookmarkStart w:id="62" w:name="education"/>
       <w:r>
         <w:t xml:space="preserve">Education</w:t>
       </w:r>
-      <w:bookmarkEnd w:id="61"/>
+      <w:bookmarkEnd w:id="62"/>
     </w:p>
     <w:p>
       <w:pPr>
         <w:pStyle w:val="Heading2"/>
       </w:pPr>
-      <w:bookmarkStart w:id="62" w:name="X804a14dbfe4ed62e151a2ab3978bf04ed6638fc"/>
+      <w:bookmarkStart w:id="63" w:name="X804a14dbfe4ed62e151a2ab3978bf04ed6638fc"/>
       <w:r>
         <w:t xml:space="preserve">Mari State Technical University (1994 — 1999)</w:t>
       </w:r>
-      <w:bookmarkEnd w:id="62"/>
+      <w:bookmarkEnd w:id="63"/>
     </w:p>
     <w:p>
       <w:pPr>
@@ -1913,11 +1978,11 @@
       <w:pPr>
         <w:pStyle w:val="Heading2"/>
       </w:pPr>
-      <w:bookmarkStart w:id="63" w:name="mari-state-university-2002-2003"/>
+      <w:bookmarkStart w:id="64" w:name="mari-state-university-2002-2003"/>
       <w:r>
         <w:t xml:space="preserve">Mari State University (2002 — 2003)</w:t>
       </w:r>
-      <w:bookmarkEnd w:id="63"/>
+      <w:bookmarkEnd w:id="64"/>
     </w:p>
     <w:p>
       <w:pPr>
@@ -1971,11 +2036,11 @@
       <w:pPr>
         <w:pStyle w:val="Heading2"/>
       </w:pPr>
-      <w:bookmarkStart w:id="64" w:name="additional"/>
+      <w:bookmarkStart w:id="65" w:name="additional"/>
       <w:r>
         <w:t xml:space="preserve">Additional</w:t>
       </w:r>
-      <w:bookmarkEnd w:id="64"/>
+      <w:bookmarkEnd w:id="65"/>
     </w:p>
     <w:p>
       <w:pPr>
@@ -1987,29 +2052,6 @@
       </w:pPr>
       <w:r>
         <w:t xml:space="preserve">2026, Retrieval Augmented Generation (RAG),</w:t>
-      </w:r>
-      <w:r>
-        <w:t xml:space="preserve"> </w:t>
-      </w:r>
-      <w:hyperlink r:id="rId65">
-        <w:r>
-          <w:rPr>
-            <w:rStyle w:val="InternetLink"/>
-          </w:rPr>
-          <w:t xml:space="preserve">Coursera</w:t>
-        </w:r>
-      </w:hyperlink>
-    </w:p>
-    <w:p>
-      <w:pPr>
-        <w:numPr>
-          <w:ilvl w:val="0"/>
-          <w:numId w:val="1012"/>
-        </w:numPr>
-        <w:pStyle w:val="Compact"/>
-      </w:pPr>
-      <w:r>
-        <w:t xml:space="preserve">2024, Generative AI for Everyone,</w:t>
       </w:r>
       <w:r>
         <w:t xml:space="preserve"> </w:t>
@@ -2032,7 +2074,7 @@
         <w:pStyle w:val="Compact"/>
       </w:pPr>
       <w:r>
-        <w:t xml:space="preserve">2024, Generative AI with Large Language Models,</w:t>
+        <w:t xml:space="preserve">2024, Generative AI for Everyone,</w:t>
       </w:r>
       <w:r>
         <w:t xml:space="preserve"> </w:t>
@@ -2055,12 +2097,35 @@
         <w:pStyle w:val="Compact"/>
       </w:pPr>
       <w:r>
+        <w:t xml:space="preserve">2024, Generative AI with Large Language Models,</w:t>
+      </w:r>
+      <w:r>
+        <w:t xml:space="preserve"> </w:t>
+      </w:r>
+      <w:hyperlink r:id="rId68">
+        <w:r>
+          <w:rPr>
+            <w:rStyle w:val="InternetLink"/>
+          </w:rPr>
+          <w:t xml:space="preserve">Coursera</w:t>
+        </w:r>
+      </w:hyperlink>
+    </w:p>
+    <w:p>
+      <w:pPr>
+        <w:numPr>
+          <w:ilvl w:val="0"/>
+          <w:numId w:val="1012"/>
+        </w:numPr>
+        <w:pStyle w:val="Compact"/>
+      </w:pPr>
+      <w:r>
         <w:t xml:space="preserve">2020, Become a Manager,</w:t>
       </w:r>
       <w:r>
         <w:t xml:space="preserve"> </w:t>
       </w:r>
-      <w:hyperlink r:id="rId68">
+      <w:hyperlink r:id="rId69">
         <w:r>
           <w:rPr>
             <w:rStyle w:val="InternetLink"/>
@@ -2083,7 +2148,7 @@
       <w:r>
         <w:t xml:space="preserve"> </w:t>
       </w:r>
-      <w:hyperlink r:id="rId69">
+      <w:hyperlink r:id="rId70">
         <w:r>
           <w:rPr>
             <w:rStyle w:val="InternetLink"/>
@@ -2102,29 +2167,6 @@
       </w:pPr>
       <w:r>
         <w:t xml:space="preserve">2016, Algorithms: Design and Analysis, Part 2,</w:t>
-      </w:r>
-      <w:r>
-        <w:t xml:space="preserve"> </w:t>
-      </w:r>
-      <w:hyperlink r:id="rId70">
-        <w:r>
-          <w:rPr>
-            <w:rStyle w:val="InternetLink"/>
-          </w:rPr>
-          <w:t xml:space="preserve">Coursera</w:t>
-        </w:r>
-      </w:hyperlink>
-    </w:p>
-    <w:p>
-      <w:pPr>
-        <w:numPr>
-          <w:ilvl w:val="0"/>
-          <w:numId w:val="1012"/>
-        </w:numPr>
-        <w:pStyle w:val="Compact"/>
-      </w:pPr>
-      <w:r>
-        <w:t xml:space="preserve">2016, Algorithms: Design and Analysis, Part 1,</w:t>
       </w:r>
       <w:r>
         <w:t xml:space="preserve"> </w:t>
@@ -2147,7 +2189,7 @@
         <w:pStyle w:val="Compact"/>
       </w:pPr>
       <w:r>
-        <w:t xml:space="preserve">2016, Economics for non-economists,</w:t>
+        <w:t xml:space="preserve">2016, Algorithms: Design and Analysis, Part 1,</w:t>
       </w:r>
       <w:r>
         <w:t xml:space="preserve"> </w:t>
@@ -2170,7 +2212,7 @@
         <w:pStyle w:val="Compact"/>
       </w:pPr>
       <w:r>
-        <w:t xml:space="preserve">2016, Game Theory,</w:t>
+        <w:t xml:space="preserve">2016, Economics for non-economists,</w:t>
       </w:r>
       <w:r>
         <w:t xml:space="preserve"> </w:t>
@@ -2193,7 +2235,7 @@
         <w:pStyle w:val="Compact"/>
       </w:pPr>
       <w:r>
-        <w:t xml:space="preserve">2016, Machine Learning,</w:t>
+        <w:t xml:space="preserve">2016, Game Theory,</w:t>
       </w:r>
       <w:r>
         <w:t xml:space="preserve"> </w:t>
@@ -2216,7 +2258,7 @@
         <w:pStyle w:val="Compact"/>
       </w:pPr>
       <w:r>
-        <w:t xml:space="preserve">2016, An introduction to machine learning,</w:t>
+        <w:t xml:space="preserve">2016, Machine Learning,</w:t>
       </w:r>
       <w:r>
         <w:t xml:space="preserve"> </w:t>
@@ -2232,13 +2274,36 @@
     </w:p>
     <w:p>
       <w:pPr>
+        <w:numPr>
+          <w:ilvl w:val="0"/>
+          <w:numId w:val="1012"/>
+        </w:numPr>
+        <w:pStyle w:val="Compact"/>
+      </w:pPr>
+      <w:r>
+        <w:t xml:space="preserve">2016, An introduction to machine learning,</w:t>
+      </w:r>
+      <w:r>
+        <w:t xml:space="preserve"> </w:t>
+      </w:r>
+      <w:hyperlink r:id="rId76">
+        <w:r>
+          <w:rPr>
+            <w:rStyle w:val="InternetLink"/>
+          </w:rPr>
+          <w:t xml:space="preserve">Coursera</w:t>
+        </w:r>
+      </w:hyperlink>
+    </w:p>
+    <w:p>
+      <w:pPr>
         <w:pStyle w:val="Heading1"/>
       </w:pPr>
-      <w:bookmarkStart w:id="76" w:name="resume"/>
+      <w:bookmarkStart w:id="77" w:name="resume"/>
       <w:r>
         <w:t xml:space="preserve">Resume</w:t>
       </w:r>
-      <w:bookmarkEnd w:id="76"/>
+      <w:bookmarkEnd w:id="77"/>
     </w:p>
     <w:p>
       <w:pPr>

--- a/doc/cv/cv.docx
+++ b/doc/cv/cv.docx
@@ -1008,6 +1008,30 @@
       </w:r>
       <w:r>
         <w:t xml:space="preserve">to build/improve ML model automatically base on the selected metrics (Python, ACP, Copilot CLI)</w:t>
+      </w:r>
+    </w:p>
+    <w:p>
+      <w:pPr>
+        <w:numPr>
+          <w:ilvl w:val="0"/>
+          <w:numId w:val="1002"/>
+        </w:numPr>
+        <w:pStyle w:val="Compact"/>
+      </w:pPr>
+      <w:r>
+        <w:t xml:space="preserve">Implemented and delivered the medical contextualizer (Python, PyTorch, Lightning, HF, Transformers, FastAPI, Docker, K8S)</w:t>
+      </w:r>
+    </w:p>
+    <w:p>
+      <w:pPr>
+        <w:numPr>
+          <w:ilvl w:val="0"/>
+          <w:numId w:val="1002"/>
+        </w:numPr>
+        <w:pStyle w:val="Compact"/>
+      </w:pPr>
+      <w:r>
+        <w:t xml:space="preserve">Implemented and delivered the medical entity extractor (Python, PyTorch, GLiNER, HF, Transformers, UMLS, FastAPI, Docker, K8S)</w:t>
       </w:r>
     </w:p>
     <w:p>
